--- a/doc/HumidityMeasurement_LLD.docx
+++ b/doc/HumidityMeasurement_LLD.docx
@@ -5,103 +5,199 @@
     <w:p>
       <w:pPr>
         <w:pStyle w:val="Heading1"/>
-      </w:pPr>
-      <w:r>
-        <w:t>Low-Level Design (LLD)</w:t>
+        <w:spacing w:line="240" w:lineRule="auto"/>
+        <w:jc w:val="center"/>
+      </w:pPr>
+      <w:r>
+        <w:rPr>
+          <w:sz w:val="38"/>
+          <w:szCs w:val="38"/>
+        </w:rPr>
+        <w:t>Humidity Alarm System</w:t>
+      </w:r>
+      <w:r>
+        <w:t xml:space="preserve"> </w:t>
       </w:r>
     </w:p>
     <w:p>
-      <w:r>
-        <w:t>Version: 1.0</w:t>
+      <w:pPr>
+        <w:pStyle w:val="Heading1"/>
+        <w:jc w:val="center"/>
+      </w:pPr>
+      <w:r>
+        <w:t>Low-Level Design (LLD)</w:t>
       </w:r>
     </w:p>
     <w:p>
       <w:r>
-        <w:t xml:space="preserve">Date: </w:t>
-      </w:r>
-      <w:r>
-        <w:t>16-02-2026</w:t>
+        <w:t>Version: 1.1</w:t>
       </w:r>
     </w:p>
     <w:p>
       <w:r>
-        <w:t xml:space="preserve">Prepared by: </w:t>
-      </w:r>
-      <w:proofErr w:type="spellStart"/>
-      <w:r>
-        <w:t>Trenser</w:t>
-      </w:r>
-      <w:proofErr w:type="spellEnd"/>
-      <w:r>
-        <w:t xml:space="preserve"> Technology Private Ltd</w:t>
+        <w:t>Date: 18-02-2026</w:t>
       </w:r>
     </w:p>
     <w:p>
-      <w:pPr>
-        <w:pStyle w:val="Heading2"/>
-      </w:pPr>
-      <w:r>
-        <w:t>1. Purpose</w:t>
-      </w:r>
+      <w:r>
+        <w:t xml:space="preserve">Prepared by: Akhil A </w:t>
+      </w:r>
+      <w:proofErr w:type="spellStart"/>
+      <w:r>
+        <w:t>A</w:t>
+      </w:r>
+      <w:proofErr w:type="spellEnd"/>
     </w:p>
     <w:p>
       <w:pPr>
         <w:pStyle w:val="Heading2"/>
+      </w:pPr>
+      <w:r>
+        <w:t>1. Purpose</w:t>
+      </w:r>
+    </w:p>
+    <w:p>
+      <w:pPr>
         <w:jc w:val="both"/>
       </w:pPr>
       <w:r>
         <w:rPr>
-          <w:rFonts w:ascii="Calibri" w:eastAsiaTheme="minorEastAsia" w:hAnsi="Calibri" w:cstheme="minorBidi"/>
-          <w:b w:val="0"/>
-          <w:bCs w:val="0"/>
-          <w:color w:val="auto"/>
+          <w:rFonts w:eastAsia="Calibri" w:cs="Calibri"/>
+          <w:color w:val="000000"/>
+        </w:rPr>
+        <w:t xml:space="preserve">This document details the low-level design for the humidity alarm project. It encompasses the functional decomposition, detailed function descriptions, and the data structures employed in the development. Furthermore, it covers </w:t>
+      </w:r>
+      <w:proofErr w:type="gramStart"/>
+      <w:r>
+        <w:rPr>
+          <w:rFonts w:eastAsia="Calibri" w:cs="Calibri"/>
+          <w:color w:val="000000"/>
+        </w:rPr>
+        <w:t>error</w:t>
+      </w:r>
+      <w:proofErr w:type="gramEnd"/>
+      <w:r>
+        <w:rPr>
+          <w:rFonts w:eastAsia="Calibri" w:cs="Calibri"/>
+          <w:color w:val="000000"/>
+        </w:rPr>
+        <w:t xml:space="preserve"> handling mechanisms, timing and performance considerations, and defined test points.</w:t>
+      </w:r>
+    </w:p>
+    <w:p>
+      <w:pPr>
+        <w:pStyle w:val="Heading2"/>
+      </w:pPr>
+      <w:r>
+        <w:t>2. Functional Decomposition</w:t>
+      </w:r>
+    </w:p>
+    <w:p>
+      <w:r>
+        <w:t>The functions used in the implementation are follows:</w:t>
+      </w:r>
+    </w:p>
+    <w:p>
+      <w:pPr>
+        <w:pStyle w:val="Heading2"/>
+        <w:rPr>
           <w:sz w:val="22"/>
           <w:szCs w:val="22"/>
         </w:rPr>
-        <w:t>The purpose of this LLD is to provide a detailed technical specification for the Humidity Monitor &amp; Alarm.</w:t>
-      </w:r>
-      <w:r>
-        <w:rPr>
-          <w:rFonts w:ascii="Calibri" w:eastAsiaTheme="minorEastAsia" w:hAnsi="Calibri" w:cstheme="minorBidi"/>
-          <w:b w:val="0"/>
-          <w:bCs w:val="0"/>
-          <w:color w:val="auto"/>
+      </w:pPr>
+      <w:proofErr w:type="gramStart"/>
+      <w:r>
+        <w:rPr>
           <w:sz w:val="22"/>
           <w:szCs w:val="22"/>
         </w:rPr>
-        <w:t xml:space="preserve"> </w:t>
-      </w:r>
-      <w:r>
-        <w:rPr>
-          <w:rFonts w:ascii="Calibri" w:eastAsiaTheme="minorEastAsia" w:hAnsi="Calibri" w:cstheme="minorBidi"/>
-          <w:b w:val="0"/>
-          <w:bCs w:val="0"/>
-          <w:color w:val="auto"/>
+        <w:t>main(</w:t>
+      </w:r>
+      <w:proofErr w:type="gramEnd"/>
+      <w:r>
+        <w:rPr>
           <w:sz w:val="22"/>
           <w:szCs w:val="22"/>
         </w:rPr>
-        <w:t xml:space="preserve"> It translates the architecture from the HLD into specific C functions, pin assignments, and logic flow, enabling the developer to implement the code on the STM32 platform.</w:t>
+        <w:t>)</w:t>
       </w:r>
     </w:p>
     <w:p>
       <w:pPr>
-        <w:pStyle w:val="Heading2"/>
-      </w:pPr>
-      <w:r>
-        <w:t>2. Functional Decomposition</w:t>
+        <w:numPr>
+          <w:ilvl w:val="0"/>
+          <w:numId w:val="25"/>
+        </w:numPr>
+        <w:spacing w:after="0"/>
+      </w:pPr>
+      <w:r>
+        <w:t xml:space="preserve">Call </w:t>
+      </w:r>
+      <w:proofErr w:type="spellStart"/>
+      <w:proofErr w:type="gramStart"/>
+      <w:r>
+        <w:t>CreateThreads</w:t>
+      </w:r>
+      <w:proofErr w:type="spellEnd"/>
+      <w:r>
+        <w:t>(</w:t>
+      </w:r>
+      <w:proofErr w:type="gramEnd"/>
+      <w:r>
+        <w:t>) to initialize all system threads.</w:t>
       </w:r>
     </w:p>
     <w:p>
       <w:pPr>
-        <w:rPr>
-          <w:lang w:val="en-IN"/>
-        </w:rPr>
-      </w:pPr>
-      <w:r>
-        <w:rPr>
-          <w:lang w:val="en-IN"/>
-        </w:rPr>
-        <w:t>The system is broken down into the following logical units:</w:t>
+        <w:numPr>
+          <w:ilvl w:val="0"/>
+          <w:numId w:val="25"/>
+        </w:numPr>
+      </w:pPr>
+      <w:r>
+        <w:t xml:space="preserve">If execution is </w:t>
+      </w:r>
+      <w:proofErr w:type="gramStart"/>
+      <w:r>
+        <w:t>successful ,</w:t>
+      </w:r>
+      <w:proofErr w:type="gramEnd"/>
+      <w:r>
+        <w:t xml:space="preserve"> return 0.</w:t>
+      </w:r>
+    </w:p>
+    <w:p>
+      <w:pPr>
+        <w:pStyle w:val="Heading2"/>
+        <w:rPr>
+          <w:sz w:val="22"/>
+          <w:szCs w:val="22"/>
+        </w:rPr>
+      </w:pPr>
+      <w:proofErr w:type="spellStart"/>
+      <w:proofErr w:type="gramStart"/>
+      <w:r>
+        <w:rPr>
+          <w:sz w:val="22"/>
+          <w:szCs w:val="22"/>
+        </w:rPr>
+        <w:t>CreateThreads</w:t>
+      </w:r>
+      <w:proofErr w:type="spellEnd"/>
+      <w:r>
+        <w:rPr>
+          <w:sz w:val="22"/>
+          <w:szCs w:val="22"/>
+        </w:rPr>
+        <w:t>(</w:t>
+      </w:r>
+      <w:proofErr w:type="gramEnd"/>
+      <w:r>
+        <w:rPr>
+          <w:sz w:val="22"/>
+          <w:szCs w:val="22"/>
+        </w:rPr>
+        <w:t>)</w:t>
       </w:r>
     </w:p>
     <w:p>
@@ -109,25 +205,84 @@
         <w:pStyle w:val="ListParagraph"/>
         <w:numPr>
           <w:ilvl w:val="0"/>
-          <w:numId w:val="16"/>
+          <w:numId w:val="24"/>
         </w:numPr>
+        <w:jc w:val="both"/>
         <w:rPr>
           <w:lang w:val="en-IN"/>
         </w:rPr>
       </w:pPr>
       <w:r>
         <w:rPr>
-          <w:b/>
-          <w:bCs/>
           <w:lang w:val="en-IN"/>
         </w:rPr>
-        <w:t>Initialization:</w:t>
-      </w:r>
+        <w:t xml:space="preserve">Call </w:t>
+      </w:r>
+      <w:proofErr w:type="spellStart"/>
       <w:r>
         <w:rPr>
           <w:lang w:val="en-IN"/>
         </w:rPr>
-        <w:t xml:space="preserve"> Sets up GPIOs and system clocks.</w:t>
+        <w:t>pthread_create</w:t>
+      </w:r>
+      <w:proofErr w:type="spellEnd"/>
+      <w:r>
+        <w:rPr>
+          <w:lang w:val="en-IN"/>
+        </w:rPr>
+        <w:t xml:space="preserve">() for all threads associated with this design: </w:t>
+      </w:r>
+      <w:proofErr w:type="spellStart"/>
+      <w:r>
+        <w:rPr>
+          <w:lang w:val="en-IN"/>
+        </w:rPr>
+        <w:t>Hum</w:t>
+      </w:r>
+      <w:r>
+        <w:rPr>
+          <w:lang w:val="en-IN"/>
+        </w:rPr>
+        <w:t>idity</w:t>
+      </w:r>
+      <w:r>
+        <w:rPr>
+          <w:lang w:val="en-IN"/>
+        </w:rPr>
+        <w:t>ReadThread</w:t>
+      </w:r>
+      <w:proofErr w:type="spellEnd"/>
+      <w:r>
+        <w:rPr>
+          <w:lang w:val="en-IN"/>
+        </w:rPr>
+        <w:t>(), Hum</w:t>
+      </w:r>
+      <w:r>
+        <w:rPr>
+          <w:lang w:val="en-IN"/>
+        </w:rPr>
+        <w:t>idity</w:t>
+      </w:r>
+      <w:r>
+        <w:rPr>
+          <w:lang w:val="en-IN"/>
+        </w:rPr>
+        <w:t xml:space="preserve">CheckThread(), and </w:t>
+      </w:r>
+      <w:proofErr w:type="spellStart"/>
+      <w:r>
+        <w:rPr>
+          <w:lang w:val="en-IN"/>
+        </w:rPr>
+        <w:t>AlarmThread</w:t>
+      </w:r>
+      <w:proofErr w:type="spellEnd"/>
+      <w:r>
+        <w:rPr>
+          <w:lang w:val="en-IN"/>
+        </w:rPr>
+        <w:t>().</w:t>
       </w:r>
     </w:p>
     <w:p>
@@ -135,48 +290,32 @@
         <w:pStyle w:val="ListParagraph"/>
         <w:numPr>
           <w:ilvl w:val="0"/>
-          <w:numId w:val="16"/>
+          <w:numId w:val="24"/>
         </w:numPr>
+        <w:jc w:val="both"/>
         <w:rPr>
           <w:lang w:val="en-IN"/>
         </w:rPr>
       </w:pPr>
       <w:r>
         <w:rPr>
-          <w:b/>
-          <w:bCs/>
           <w:lang w:val="en-IN"/>
         </w:rPr>
-        <w:t>Input Stub:</w:t>
-      </w:r>
+        <w:t xml:space="preserve">Execute </w:t>
+      </w:r>
+      <w:proofErr w:type="spellStart"/>
       <w:r>
         <w:rPr>
           <w:lang w:val="en-IN"/>
         </w:rPr>
-        <w:t xml:space="preserve"> </w:t>
-      </w:r>
+        <w:t>pthread_join</w:t>
+      </w:r>
+      <w:proofErr w:type="spellEnd"/>
       <w:r>
         <w:rPr>
           <w:lang w:val="en-IN"/>
         </w:rPr>
-        <w:t xml:space="preserve"> </w:t>
-      </w:r>
-      <w:proofErr w:type="spellStart"/>
-      <w:r>
-        <w:rPr>
-          <w:lang w:val="en-IN"/>
-        </w:rPr>
-        <w:t>Sensor_Stub</w:t>
-      </w:r>
-      <w:proofErr w:type="spellEnd"/>
-      <w:r>
-        <w:rPr>
-          <w:lang w:val="en-IN"/>
-        </w:rPr>
-        <w:t xml:space="preserve">() - </w:t>
-      </w:r>
-      <w:r>
-        <w:t>Generates simulated humidity data (55%–65%).</w:t>
+        <w:t>() for all above threads to manage lifecycle.</w:t>
       </w:r>
     </w:p>
     <w:p>
@@ -184,48 +323,52 @@
         <w:pStyle w:val="ListParagraph"/>
         <w:numPr>
           <w:ilvl w:val="0"/>
-          <w:numId w:val="16"/>
+          <w:numId w:val="24"/>
         </w:numPr>
+        <w:jc w:val="both"/>
         <w:rPr>
           <w:lang w:val="en-IN"/>
         </w:rPr>
       </w:pPr>
       <w:r>
         <w:rPr>
-          <w:b/>
-          <w:bCs/>
           <w:lang w:val="en-IN"/>
         </w:rPr>
-        <w:t>Control Logic:</w:t>
-      </w:r>
-      <w:r>
-        <w:rPr>
-          <w:lang w:val="en-IN"/>
-        </w:rPr>
-        <w:t xml:space="preserve"> </w:t>
-      </w:r>
+        <w:t>Return true if all threads are created and joined successfully.</w:t>
+      </w:r>
+    </w:p>
+    <w:p>
+      <w:pPr>
+        <w:pStyle w:val="Heading2"/>
+        <w:rPr>
+          <w:sz w:val="22"/>
+          <w:szCs w:val="22"/>
+        </w:rPr>
+      </w:pPr>
       <w:proofErr w:type="spellStart"/>
-      <w:r>
-        <w:rPr>
-          <w:lang w:val="en-IN"/>
-        </w:rPr>
-        <w:t>Monitor_Logic</w:t>
+      <w:proofErr w:type="gramStart"/>
+      <w:r>
+        <w:rPr>
+          <w:sz w:val="22"/>
+          <w:szCs w:val="22"/>
+        </w:rPr>
+        <w:t>MessageQueueCreate</w:t>
       </w:r>
       <w:proofErr w:type="spellEnd"/>
       <w:r>
         <w:rPr>
-          <w:lang w:val="en-IN"/>
-        </w:rPr>
-        <w:t xml:space="preserve">() - </w:t>
-      </w:r>
-      <w:r>
-        <w:t>Compares data against the 60% threshold</w:t>
-      </w:r>
-      <w:r>
-        <w:rPr>
-          <w:lang w:val="en-IN"/>
-        </w:rPr>
-        <w:t>.</w:t>
+          <w:sz w:val="22"/>
+          <w:szCs w:val="22"/>
+        </w:rPr>
+        <w:t>(</w:t>
+      </w:r>
+      <w:proofErr w:type="gramEnd"/>
+      <w:r>
+        <w:rPr>
+          <w:sz w:val="22"/>
+          <w:szCs w:val="22"/>
+        </w:rPr>
+        <w:t>)</w:t>
       </w:r>
     </w:p>
     <w:p>
@@ -233,142 +376,29 @@
         <w:pStyle w:val="ListParagraph"/>
         <w:numPr>
           <w:ilvl w:val="0"/>
-          <w:numId w:val="16"/>
+          <w:numId w:val="24"/>
         </w:numPr>
+        <w:jc w:val="both"/>
         <w:rPr>
           <w:lang w:val="en-IN"/>
         </w:rPr>
       </w:pPr>
       <w:r>
         <w:rPr>
-          <w:b/>
-          <w:bCs/>
           <w:lang w:val="en-IN"/>
         </w:rPr>
-        <w:t>Output Driver:</w:t>
-      </w:r>
-      <w:r>
-        <w:rPr>
-          <w:b/>
-          <w:bCs/>
-          <w:lang w:val="en-IN"/>
-        </w:rPr>
-        <w:t xml:space="preserve"> </w:t>
-      </w:r>
-      <w:r>
-        <w:rPr>
-          <w:lang w:val="en-IN"/>
-        </w:rPr>
-        <w:t xml:space="preserve"> </w:t>
+        <w:t xml:space="preserve">Call </w:t>
       </w:r>
       <w:proofErr w:type="spellStart"/>
       <w:r>
-        <w:rPr>
-          <w:lang w:val="en-IN"/>
-        </w:rPr>
-        <w:t>Hardware_Alarm</w:t>
+        <w:t>mq_open</w:t>
       </w:r>
       <w:proofErr w:type="spellEnd"/>
       <w:r>
-        <w:rPr>
-          <w:lang w:val="en-IN"/>
-        </w:rPr>
-        <w:t xml:space="preserve">() - </w:t>
-      </w:r>
-      <w:r>
-        <w:t>Controls the physical STM32 GPIO pins</w:t>
-      </w:r>
-      <w:r>
-        <w:t xml:space="preserve"> (PA5/PB5)</w:t>
-      </w:r>
-      <w:r>
-        <w:rPr>
-          <w:lang w:val="en-IN"/>
-        </w:rPr>
-        <w:t>.</w:t>
-      </w:r>
-    </w:p>
-    <w:p>
-      <w:pPr>
-        <w:pStyle w:val="Heading2"/>
-      </w:pPr>
-      <w:r>
-        <w:t>3. Detailed Function Descriptions</w:t>
-      </w:r>
-    </w:p>
-    <w:p>
-      <w:r>
-        <w:drawing>
-          <wp:inline distT="0" distB="0" distL="0" distR="0" wp14:anchorId="54A5B9CF" wp14:editId="5FB68AFD">
-            <wp:extent cx="2762250" cy="3819525"/>
-            <wp:effectExtent l="0" t="0" r="0" b="9525"/>
-            <wp:docPr id="458720449" name="Picture 1"/>
-            <wp:cNvGraphicFramePr>
-              <a:graphicFrameLocks xmlns:a="http://schemas.openxmlformats.org/drawingml/2006/main" noChangeAspect="1"/>
-            </wp:cNvGraphicFramePr>
-            <a:graphic xmlns:a="http://schemas.openxmlformats.org/drawingml/2006/main">
-              <a:graphicData uri="http://schemas.openxmlformats.org/drawingml/2006/picture">
-                <pic:pic xmlns:pic="http://schemas.openxmlformats.org/drawingml/2006/picture">
-                  <pic:nvPicPr>
-                    <pic:cNvPr id="458720449" name=""/>
-                    <pic:cNvPicPr/>
-                  </pic:nvPicPr>
-                  <pic:blipFill>
-                    <a:blip r:embed="rId6"/>
-                    <a:stretch>
-                      <a:fillRect/>
-                    </a:stretch>
-                  </pic:blipFill>
-                  <pic:spPr>
-                    <a:xfrm>
-                      <a:off x="0" y="0"/>
-                      <a:ext cx="2762250" cy="3819525"/>
-                    </a:xfrm>
-                    <a:prstGeom prst="rect">
-                      <a:avLst/>
-                    </a:prstGeom>
-                  </pic:spPr>
-                </pic:pic>
-              </a:graphicData>
-            </a:graphic>
-          </wp:inline>
-        </w:drawing>
-      </w:r>
-    </w:p>
-    <w:p/>
-    <w:p>
-      <w:pPr>
-        <w:rPr>
-          <w:b/>
-          <w:bCs/>
-          <w:lang w:val="en-IN"/>
-        </w:rPr>
-      </w:pPr>
-      <w:r>
-        <w:rPr>
-          <w:b/>
-          <w:bCs/>
-          <w:lang w:val="en-IN"/>
-        </w:rPr>
-        <w:t xml:space="preserve">1. </w:t>
-      </w:r>
-      <w:proofErr w:type="spellStart"/>
-      <w:r>
-        <w:rPr>
-          <w:b/>
-          <w:bCs/>
-          <w:lang w:val="en-IN"/>
-        </w:rPr>
-        <w:t>Sensor_Stub</w:t>
-      </w:r>
-      <w:proofErr w:type="spellEnd"/>
-      <w:r>
-        <w:rPr>
-          <w:b/>
-          <w:bCs/>
-          <w:lang w:val="en-IN"/>
-        </w:rPr>
-        <w:t>() (Data Source)</w:t>
+        <w:t>() to initialize the message</w:t>
+      </w:r>
+      <w:r>
+        <w:t xml:space="preserve"> queue for humidity data.</w:t>
       </w:r>
     </w:p>
     <w:p>
@@ -376,8 +406,9 @@
         <w:pStyle w:val="ListParagraph"/>
         <w:numPr>
           <w:ilvl w:val="0"/>
-          <w:numId w:val="19"/>
+          <w:numId w:val="24"/>
         </w:numPr>
+        <w:jc w:val="both"/>
         <w:rPr>
           <w:lang w:val="en-IN"/>
         </w:rPr>
@@ -386,7 +417,52 @@
         <w:rPr>
           <w:lang w:val="en-IN"/>
         </w:rPr>
-        <w:t>Purpose: Simulates a physical humidity sensor using software.</w:t>
+        <w:t xml:space="preserve">Return true </w:t>
+      </w:r>
+      <w:r>
+        <w:t>upon successful creation</w:t>
+      </w:r>
+      <w:r>
+        <w:rPr>
+          <w:lang w:val="en-IN"/>
+        </w:rPr>
+        <w:t>.</w:t>
+      </w:r>
+    </w:p>
+    <w:p>
+      <w:pPr>
+        <w:pStyle w:val="Heading2"/>
+        <w:rPr>
+          <w:sz w:val="22"/>
+          <w:szCs w:val="22"/>
+        </w:rPr>
+      </w:pPr>
+      <w:bookmarkStart w:id="0" w:name="_heading=h.34c9ztmqdm61" w:colFirst="0" w:colLast="0"/>
+      <w:bookmarkEnd w:id="0"/>
+      <w:proofErr w:type="spellStart"/>
+      <w:proofErr w:type="gramStart"/>
+      <w:r>
+        <w:rPr>
+          <w:sz w:val="22"/>
+          <w:szCs w:val="22"/>
+        </w:rPr>
+        <w:t>MessageQueueSend</w:t>
+      </w:r>
+      <w:proofErr w:type="spellEnd"/>
+      <w:r>
+        <w:rPr>
+          <w:sz w:val="22"/>
+          <w:szCs w:val="22"/>
+        </w:rPr>
+        <w:t>(</w:t>
+      </w:r>
+      <w:proofErr w:type="gramEnd"/>
+      <w:r>
+        <w:rPr>
+          <w:sz w:val="22"/>
+          <w:szCs w:val="22"/>
+        </w:rPr>
+        <w:t>)</w:t>
       </w:r>
     </w:p>
     <w:p>
@@ -394,17 +470,34 @@
         <w:pStyle w:val="ListParagraph"/>
         <w:numPr>
           <w:ilvl w:val="0"/>
-          <w:numId w:val="19"/>
+          <w:numId w:val="24"/>
         </w:numPr>
+        <w:jc w:val="both"/>
         <w:rPr>
           <w:lang w:val="en-IN"/>
         </w:rPr>
       </w:pPr>
       <w:r>
-        <w:rPr>
-          <w:lang w:val="en-IN"/>
-        </w:rPr>
-        <w:t>Mechanism: Uses a static variable to increment humidity values (e.g., 55, 56, 57...).</w:t>
+        <w:t xml:space="preserve">Call </w:t>
+      </w:r>
+      <w:proofErr w:type="spellStart"/>
+      <w:r>
+        <w:t>mq_</w:t>
+      </w:r>
+      <w:proofErr w:type="gramStart"/>
+      <w:r>
+        <w:t>send</w:t>
+      </w:r>
+      <w:proofErr w:type="spellEnd"/>
+      <w:r>
+        <w:t>(</w:t>
+      </w:r>
+      <w:proofErr w:type="gramEnd"/>
+      <w:r>
+        <w:t>) to transmit humidity data via the message queue</w:t>
+      </w:r>
+      <w:r>
+        <w:t>.</w:t>
       </w:r>
     </w:p>
     <w:p>
@@ -412,52 +505,55 @@
         <w:pStyle w:val="ListParagraph"/>
         <w:numPr>
           <w:ilvl w:val="0"/>
-          <w:numId w:val="19"/>
+          <w:numId w:val="24"/>
         </w:numPr>
+        <w:jc w:val="both"/>
         <w:rPr>
           <w:lang w:val="en-IN"/>
         </w:rPr>
       </w:pPr>
       <w:r>
+        <w:t>Return true if transmission is successful</w:t>
+      </w:r>
+      <w:r>
         <w:rPr>
           <w:lang w:val="en-IN"/>
         </w:rPr>
-        <w:t>Looping: Once the value exceeds 70, it resets to 55. This ensures the logic passes through the 60% threshold repeatedly for testing.</w:t>
+        <w:t>.</w:t>
       </w:r>
     </w:p>
     <w:p>
       <w:pPr>
-        <w:rPr>
-          <w:b/>
-          <w:bCs/>
-          <w:lang w:val="en-IN"/>
-        </w:rPr>
-      </w:pPr>
-      <w:r>
-        <w:rPr>
-          <w:b/>
-          <w:bCs/>
-          <w:lang w:val="en-IN"/>
-        </w:rPr>
-        <w:t xml:space="preserve">2. </w:t>
-      </w:r>
+        <w:pStyle w:val="Heading2"/>
+        <w:rPr>
+          <w:sz w:val="22"/>
+          <w:szCs w:val="22"/>
+        </w:rPr>
+      </w:pPr>
       <w:proofErr w:type="spellStart"/>
-      <w:r>
-        <w:rPr>
-          <w:b/>
-          <w:bCs/>
-          <w:lang w:val="en-IN"/>
-        </w:rPr>
-        <w:t>Monitor_Logic</w:t>
+      <w:proofErr w:type="gramStart"/>
+      <w:r>
+        <w:rPr>
+          <w:sz w:val="22"/>
+          <w:szCs w:val="22"/>
+        </w:rPr>
+        <w:t>MessageQueueReceive</w:t>
       </w:r>
       <w:proofErr w:type="spellEnd"/>
       <w:r>
         <w:rPr>
-          <w:b/>
-          <w:bCs/>
-          <w:lang w:val="en-IN"/>
-        </w:rPr>
-        <w:t>() (Processor)</w:t>
+          <w:sz w:val="22"/>
+          <w:szCs w:val="22"/>
+        </w:rPr>
+        <w:t>(</w:t>
+      </w:r>
+      <w:proofErr w:type="gramEnd"/>
+      <w:r>
+        <w:rPr>
+          <w:sz w:val="22"/>
+          <w:szCs w:val="22"/>
+        </w:rPr>
+        <w:t>)</w:t>
       </w:r>
     </w:p>
     <w:p>
@@ -465,17 +561,34 @@
         <w:pStyle w:val="ListParagraph"/>
         <w:numPr>
           <w:ilvl w:val="0"/>
-          <w:numId w:val="17"/>
+          <w:numId w:val="24"/>
         </w:numPr>
+        <w:jc w:val="both"/>
         <w:rPr>
           <w:lang w:val="en-IN"/>
         </w:rPr>
       </w:pPr>
       <w:r>
-        <w:rPr>
-          <w:lang w:val="en-IN"/>
-        </w:rPr>
-        <w:t>Purpose: Acts as the "brain" or Application Layer.</w:t>
+        <w:t xml:space="preserve">Call </w:t>
+      </w:r>
+      <w:proofErr w:type="spellStart"/>
+      <w:r>
+        <w:t>mq_</w:t>
+      </w:r>
+      <w:proofErr w:type="gramStart"/>
+      <w:r>
+        <w:t>receive</w:t>
+      </w:r>
+      <w:proofErr w:type="spellEnd"/>
+      <w:r>
+        <w:t>(</w:t>
+      </w:r>
+      <w:proofErr w:type="gramEnd"/>
+      <w:r>
+        <w:t>) to retrieve data from the humidity message queue</w:t>
+      </w:r>
+      <w:r>
+        <w:t>.</w:t>
       </w:r>
     </w:p>
     <w:p>
@@ -483,17 +596,44 @@
         <w:pStyle w:val="ListParagraph"/>
         <w:numPr>
           <w:ilvl w:val="0"/>
-          <w:numId w:val="17"/>
+          <w:numId w:val="24"/>
         </w:numPr>
+        <w:jc w:val="both"/>
         <w:rPr>
           <w:lang w:val="en-IN"/>
         </w:rPr>
       </w:pPr>
       <w:r>
-        <w:rPr>
-          <w:lang w:val="en-IN"/>
-        </w:rPr>
-        <w:t>Mechanism: Receives the current humidity value and performs a mathematical comparison.</w:t>
+        <w:t>Return true upon successful reception</w:t>
+      </w:r>
+      <w:r>
+        <w:t>.</w:t>
+      </w:r>
+    </w:p>
+    <w:p>
+      <w:pPr>
+        <w:pStyle w:val="Heading2"/>
+        <w:rPr>
+          <w:sz w:val="22"/>
+          <w:szCs w:val="22"/>
+        </w:rPr>
+      </w:pPr>
+      <w:proofErr w:type="spellStart"/>
+      <w:r>
+        <w:rPr>
+          <w:sz w:val="22"/>
+          <w:szCs w:val="22"/>
+        </w:rPr>
+        <w:lastRenderedPageBreak/>
+        <w:t>HumidityReadThread</w:t>
+      </w:r>
+      <w:proofErr w:type="spellEnd"/>
+      <w:r>
+        <w:rPr>
+          <w:sz w:val="22"/>
+          <w:szCs w:val="22"/>
+        </w:rPr>
+        <w:t xml:space="preserve"> ()</w:t>
       </w:r>
     </w:p>
     <w:p>
@@ -501,52 +641,48 @@
         <w:pStyle w:val="ListParagraph"/>
         <w:numPr>
           <w:ilvl w:val="0"/>
-          <w:numId w:val="17"/>
+          <w:numId w:val="24"/>
         </w:numPr>
+        <w:jc w:val="both"/>
         <w:rPr>
           <w:lang w:val="en-IN"/>
         </w:rPr>
       </w:pPr>
       <w:r>
-        <w:rPr>
-          <w:lang w:val="en-IN"/>
-        </w:rPr>
-        <w:t>Output: It does not control pins directly; it  sends an ON/OFF command to the next module.</w:t>
-      </w:r>
-    </w:p>
-    <w:p>
-      <w:pPr>
-        <w:rPr>
-          <w:b/>
-          <w:bCs/>
-          <w:lang w:val="en-IN"/>
-        </w:rPr>
-      </w:pPr>
-      <w:r>
-        <w:rPr>
-          <w:b/>
-          <w:bCs/>
-          <w:lang w:val="en-IN"/>
-        </w:rPr>
-        <w:t xml:space="preserve">3. </w:t>
+        <w:t xml:space="preserve">Calls </w:t>
       </w:r>
       <w:proofErr w:type="spellStart"/>
-      <w:r>
-        <w:rPr>
-          <w:b/>
-          <w:bCs/>
-          <w:lang w:val="en-IN"/>
-        </w:rPr>
-        <w:t>Hardware_Alarm</w:t>
+      <w:proofErr w:type="gramStart"/>
+      <w:r>
+        <w:t>ReadHum</w:t>
+      </w:r>
+      <w:r>
+        <w:t>idity</w:t>
       </w:r>
       <w:proofErr w:type="spellEnd"/>
       <w:r>
-        <w:rPr>
-          <w:b/>
-          <w:bCs/>
-          <w:lang w:val="en-IN"/>
-        </w:rPr>
-        <w:t>() (Actuator)</w:t>
+        <w:t>(</w:t>
+      </w:r>
+      <w:proofErr w:type="gramEnd"/>
+      <w:r>
+        <w:t xml:space="preserve">) and stores the value in the argument uint8_t </w:t>
+      </w:r>
+      <w:proofErr w:type="spellStart"/>
+      <w:r>
+        <w:t>ucHum</w:t>
+      </w:r>
+      <w:r>
+        <w:t>idity</w:t>
+      </w:r>
+      <w:proofErr w:type="spellEnd"/>
+      <w:r>
+        <w:t xml:space="preserve"> </w:t>
+      </w:r>
+      <w:r>
+        <w:t>Value</w:t>
+      </w:r>
+      <w:r>
+        <w:t>.</w:t>
       </w:r>
     </w:p>
     <w:p>
@@ -554,17 +690,18 @@
         <w:pStyle w:val="ListParagraph"/>
         <w:numPr>
           <w:ilvl w:val="0"/>
-          <w:numId w:val="15"/>
+          <w:numId w:val="24"/>
         </w:numPr>
+        <w:jc w:val="both"/>
         <w:rPr>
           <w:lang w:val="en-IN"/>
         </w:rPr>
       </w:pPr>
       <w:r>
-        <w:rPr>
-          <w:lang w:val="en-IN"/>
-        </w:rPr>
-        <w:t>Purpose: Interfaces directly with the STM32 hardware.</w:t>
+        <w:t>Assigns humidity value to the message queue buffer</w:t>
+      </w:r>
+      <w:r>
+        <w:t>.</w:t>
       </w:r>
     </w:p>
     <w:p>
@@ -572,17 +709,45 @@
         <w:pStyle w:val="ListParagraph"/>
         <w:numPr>
           <w:ilvl w:val="0"/>
-          <w:numId w:val="15"/>
+          <w:numId w:val="24"/>
         </w:numPr>
+        <w:jc w:val="both"/>
         <w:rPr>
           <w:lang w:val="en-IN"/>
         </w:rPr>
       </w:pPr>
       <w:r>
-        <w:rPr>
-          <w:lang w:val="en-IN"/>
-        </w:rPr>
-        <w:t>Mechanism: Translates the logic commands into electrical signals.</w:t>
+        <w:t xml:space="preserve">Sends the humidity value to </w:t>
+      </w:r>
+      <w:proofErr w:type="gramStart"/>
+      <w:r>
+        <w:t>Hum</w:t>
+      </w:r>
+      <w:r>
+        <w:t>idity</w:t>
+      </w:r>
+      <w:r>
+        <w:t>CheckThread(</w:t>
+      </w:r>
+      <w:proofErr w:type="gramEnd"/>
+      <w:r>
+        <w:t xml:space="preserve">) using </w:t>
+      </w:r>
+      <w:proofErr w:type="spellStart"/>
+      <w:proofErr w:type="gramStart"/>
+      <w:r>
+        <w:t>MessageQueueSend</w:t>
+      </w:r>
+      <w:proofErr w:type="spellEnd"/>
+      <w:r>
+        <w:t>(</w:t>
+      </w:r>
+      <w:proofErr w:type="gramEnd"/>
+      <w:r>
+        <w:t>)</w:t>
+      </w:r>
+      <w:r>
+        <w:t xml:space="preserve">   </w:t>
       </w:r>
     </w:p>
     <w:p>
@@ -590,17 +755,55 @@
         <w:pStyle w:val="ListParagraph"/>
         <w:numPr>
           <w:ilvl w:val="0"/>
-          <w:numId w:val="15"/>
+          <w:numId w:val="24"/>
         </w:numPr>
+        <w:jc w:val="both"/>
         <w:rPr>
           <w:lang w:val="en-IN"/>
         </w:rPr>
       </w:pPr>
       <w:r>
-        <w:rPr>
-          <w:lang w:val="en-IN"/>
-        </w:rPr>
-        <w:t>Pins: Uses PA5 (LED) and PB5 (Buzzer).</w:t>
+        <w:t>Thread executes periodically based on HUM</w:t>
+      </w:r>
+      <w:r>
+        <w:t>IDITY</w:t>
+      </w:r>
+      <w:r>
+        <w:t>_READ_FREQUENCY</w:t>
+      </w:r>
+    </w:p>
+    <w:p>
+      <w:pPr>
+        <w:pStyle w:val="Heading2"/>
+        <w:rPr>
+          <w:sz w:val="22"/>
+          <w:szCs w:val="22"/>
+        </w:rPr>
+      </w:pPr>
+      <w:proofErr w:type="spellStart"/>
+      <w:proofErr w:type="gramStart"/>
+      <w:r>
+        <w:rPr>
+          <w:sz w:val="22"/>
+          <w:szCs w:val="22"/>
+        </w:rPr>
+        <w:t>ReadHumidity</w:t>
+      </w:r>
+      <w:proofErr w:type="spellEnd"/>
+      <w:r>
+        <w:rPr>
+          <w:sz w:val="22"/>
+          <w:szCs w:val="22"/>
+        </w:rPr>
+        <w:t>(</w:t>
+      </w:r>
+      <w:proofErr w:type="gramEnd"/>
+      <w:r>
+        <w:rPr>
+          <w:sz w:val="22"/>
+          <w:szCs w:val="22"/>
+        </w:rPr>
+        <w:t>)</w:t>
       </w:r>
     </w:p>
     <w:p>
@@ -608,25 +811,29 @@
         <w:pStyle w:val="ListParagraph"/>
         <w:numPr>
           <w:ilvl w:val="0"/>
-          <w:numId w:val="15"/>
+          <w:numId w:val="24"/>
         </w:numPr>
+        <w:jc w:val="both"/>
         <w:rPr>
           <w:lang w:val="en-IN"/>
         </w:rPr>
       </w:pPr>
       <w:r>
-        <w:rPr>
-          <w:lang w:val="en-IN"/>
-        </w:rPr>
-        <w:t>States: SET (3.3V) activates the components; RESET (0V) deactivates them.</w:t>
-      </w:r>
-    </w:p>
-    <w:p>
-      <w:pPr>
-        <w:pStyle w:val="Heading2"/>
-      </w:pPr>
-      <w:r>
-        <w:t>4. Data Structures</w:t>
+        <w:t xml:space="preserve">Reads humidity levels from the sensor and stores them in </w:t>
+      </w:r>
+      <w:proofErr w:type="spellStart"/>
+      <w:r>
+        <w:t>pucHum</w:t>
+      </w:r>
+      <w:r>
+        <w:t>idity</w:t>
+      </w:r>
+      <w:r>
+        <w:t>Value</w:t>
+      </w:r>
+      <w:proofErr w:type="spellEnd"/>
+      <w:r>
+        <w:t>.</w:t>
       </w:r>
     </w:p>
     <w:p>
@@ -634,25 +841,46 @@
         <w:pStyle w:val="ListParagraph"/>
         <w:numPr>
           <w:ilvl w:val="0"/>
-          <w:numId w:val="14"/>
+          <w:numId w:val="24"/>
         </w:numPr>
+        <w:jc w:val="both"/>
         <w:rPr>
           <w:lang w:val="en-IN"/>
         </w:rPr>
       </w:pPr>
       <w:r>
-        <w:rPr>
-          <w:b/>
-          <w:bCs/>
+        <w:t>Return true if the read is successful</w:t>
+      </w:r>
+      <w:r>
+        <w:rPr>
           <w:lang w:val="en-IN"/>
         </w:rPr>
-        <w:t>Constants</w:t>
-      </w:r>
-      <w:r>
-        <w:rPr>
-          <w:lang w:val="en-IN"/>
-        </w:rPr>
-        <w:t>: #define THRESHOLD 60.0f</w:t>
+        <w:t>.</w:t>
+      </w:r>
+    </w:p>
+    <w:p>
+      <w:pPr>
+        <w:pStyle w:val="Heading2"/>
+        <w:rPr>
+          <w:sz w:val="22"/>
+          <w:szCs w:val="22"/>
+        </w:rPr>
+      </w:pPr>
+      <w:proofErr w:type="gramStart"/>
+      <w:r>
+        <w:rPr>
+          <w:sz w:val="22"/>
+          <w:szCs w:val="22"/>
+        </w:rPr>
+        <w:t>HumidityCheckThread(</w:t>
+      </w:r>
+      <w:proofErr w:type="gramEnd"/>
+      <w:r>
+        <w:rPr>
+          <w:sz w:val="22"/>
+          <w:szCs w:val="22"/>
+        </w:rPr>
+        <w:t>)</w:t>
       </w:r>
     </w:p>
     <w:p>
@@ -660,25 +888,45 @@
         <w:pStyle w:val="ListParagraph"/>
         <w:numPr>
           <w:ilvl w:val="0"/>
-          <w:numId w:val="14"/>
+          <w:numId w:val="24"/>
         </w:numPr>
+        <w:jc w:val="both"/>
         <w:rPr>
           <w:lang w:val="en-IN"/>
         </w:rPr>
       </w:pPr>
       <w:r>
-        <w:rPr>
-          <w:b/>
-          <w:bCs/>
-          <w:lang w:val="en-IN"/>
-        </w:rPr>
-        <w:t>Pins</w:t>
-      </w:r>
-      <w:r>
-        <w:rPr>
-          <w:lang w:val="en-IN"/>
-        </w:rPr>
-        <w:t>: LED_PIN = PA5, BUZZER_PIN = PB5</w:t>
+        <w:t xml:space="preserve">Calls </w:t>
+      </w:r>
+      <w:proofErr w:type="spellStart"/>
+      <w:r>
+        <w:t>MessageQueueReceive</w:t>
+      </w:r>
+      <w:proofErr w:type="spellEnd"/>
+      <w:r>
+        <w:t xml:space="preserve"> wrapper function to receive data from </w:t>
+      </w:r>
+      <w:proofErr w:type="spellStart"/>
+      <w:proofErr w:type="gramStart"/>
+      <w:r>
+        <w:t>Hum</w:t>
+      </w:r>
+      <w:r>
+        <w:t>idity</w:t>
+      </w:r>
+      <w:r>
+        <w:t>ReadThread</w:t>
+      </w:r>
+      <w:proofErr w:type="spellEnd"/>
+      <w:r>
+        <w:t>(</w:t>
+      </w:r>
+      <w:proofErr w:type="gramEnd"/>
+      <w:r>
+        <w:t>)</w:t>
+      </w:r>
+      <w:r>
+        <w:t>.</w:t>
       </w:r>
     </w:p>
     <w:p>
@@ -686,41 +934,45 @@
         <w:pStyle w:val="ListParagraph"/>
         <w:numPr>
           <w:ilvl w:val="0"/>
-          <w:numId w:val="14"/>
+          <w:numId w:val="24"/>
         </w:numPr>
+        <w:jc w:val="both"/>
         <w:rPr>
           <w:lang w:val="en-IN"/>
         </w:rPr>
       </w:pPr>
-      <w:r>
-        <w:rPr>
-          <w:b/>
-          <w:bCs/>
+      <w:proofErr w:type="gramStart"/>
+      <w:r>
+        <w:t>Calls</w:t>
+      </w:r>
+      <w:proofErr w:type="gramEnd"/>
+      <w:r>
+        <w:t xml:space="preserve"> </w:t>
+      </w:r>
+      <w:proofErr w:type="spellStart"/>
+      <w:proofErr w:type="gramStart"/>
+      <w:r>
+        <w:t>Hum</w:t>
+      </w:r>
+      <w:r>
+        <w:t>idity</w:t>
+      </w:r>
+      <w:r>
+        <w:t>CheckForThresholds</w:t>
+      </w:r>
+      <w:proofErr w:type="spellEnd"/>
+      <w:r>
+        <w:t>(</w:t>
+      </w:r>
+      <w:proofErr w:type="gramEnd"/>
+      <w:r>
+        <w:t>) to evaluate if the humidity value is within safe limits</w:t>
+      </w:r>
+      <w:r>
+        <w:rPr>
           <w:lang w:val="en-IN"/>
         </w:rPr>
-        <w:t>Variables</w:t>
-      </w:r>
-      <w:r>
-        <w:rPr>
-          <w:lang w:val="en-IN"/>
-        </w:rPr>
-        <w:t xml:space="preserve">: static float </w:t>
-      </w:r>
-      <w:proofErr w:type="spellStart"/>
-      <w:r>
-        <w:rPr>
-          <w:lang w:val="en-IN"/>
-        </w:rPr>
-        <w:t>current_humidity</w:t>
-      </w:r>
-      <w:proofErr w:type="spellEnd"/>
-    </w:p>
-    <w:p>
-      <w:pPr>
-        <w:pStyle w:val="Heading2"/>
-      </w:pPr>
-      <w:r>
-        <w:t>5. Error Handling</w:t>
+        <w:t>.</w:t>
       </w:r>
     </w:p>
     <w:p>
@@ -728,25 +980,56 @@
         <w:pStyle w:val="ListParagraph"/>
         <w:numPr>
           <w:ilvl w:val="0"/>
-          <w:numId w:val="20"/>
+          <w:numId w:val="24"/>
         </w:numPr>
+        <w:jc w:val="both"/>
         <w:rPr>
           <w:lang w:val="en-IN"/>
         </w:rPr>
       </w:pPr>
       <w:r>
-        <w:rPr>
-          <w:b/>
-          <w:bCs/>
-          <w:lang w:val="en-IN"/>
-        </w:rPr>
-        <w:t>Bounds Check</w:t>
-      </w:r>
-      <w:r>
-        <w:rPr>
-          <w:lang w:val="en-IN"/>
-        </w:rPr>
-        <w:t>: Ensure input is between 0 and 100.</w:t>
+        <w:t xml:space="preserve">If values fall outside thresholds for more than MAX_BREACH_LIMIT consecutive times, increment a semaphore to trigger </w:t>
+      </w:r>
+      <w:proofErr w:type="spellStart"/>
+      <w:proofErr w:type="gramStart"/>
+      <w:r>
+        <w:t>AlarmThread</w:t>
+      </w:r>
+      <w:proofErr w:type="spellEnd"/>
+      <w:r>
+        <w:t>(</w:t>
+      </w:r>
+      <w:proofErr w:type="gramEnd"/>
+      <w:r>
+        <w:t>)</w:t>
+      </w:r>
+      <w:r>
+        <w:t>.</w:t>
+      </w:r>
+    </w:p>
+    <w:p>
+      <w:pPr>
+        <w:pStyle w:val="Heading2"/>
+        <w:rPr>
+          <w:sz w:val="22"/>
+          <w:szCs w:val="22"/>
+        </w:rPr>
+      </w:pPr>
+      <w:proofErr w:type="spellStart"/>
+      <w:r>
+        <w:rPr>
+          <w:sz w:val="22"/>
+          <w:szCs w:val="22"/>
+        </w:rPr>
+        <w:t>HumidityCheckForThresholds</w:t>
+      </w:r>
+      <w:proofErr w:type="spellEnd"/>
+      <w:r>
+        <w:rPr>
+          <w:sz w:val="22"/>
+          <w:szCs w:val="22"/>
+        </w:rPr>
+        <w:t xml:space="preserve"> ()</w:t>
       </w:r>
     </w:p>
     <w:p>
@@ -754,45 +1037,27 @@
         <w:pStyle w:val="ListParagraph"/>
         <w:numPr>
           <w:ilvl w:val="0"/>
-          <w:numId w:val="20"/>
+          <w:numId w:val="24"/>
         </w:numPr>
+        <w:jc w:val="both"/>
         <w:rPr>
           <w:lang w:val="en-IN"/>
         </w:rPr>
       </w:pPr>
       <w:r>
-        <w:rPr>
-          <w:b/>
-          <w:bCs/>
-          <w:lang w:val="en-IN"/>
-        </w:rPr>
-        <w:t>Fail-Safe</w:t>
-      </w:r>
-      <w:r>
-        <w:rPr>
-          <w:lang w:val="en-IN"/>
-        </w:rPr>
-        <w:t>: If the stub fails, turn the alarm</w:t>
-      </w:r>
-      <w:r>
-        <w:rPr>
-          <w:lang w:val="en-IN"/>
-        </w:rPr>
-        <w:t xml:space="preserve"> OFF</w:t>
-      </w:r>
-      <w:r>
-        <w:rPr>
-          <w:lang w:val="en-IN"/>
-        </w:rPr>
-        <w:t xml:space="preserve"> by default to save power/prevent noise.</w:t>
-      </w:r>
-    </w:p>
-    <w:p>
-      <w:pPr>
-        <w:pStyle w:val="Heading2"/>
-      </w:pPr>
-      <w:r>
-        <w:t>6. Timing and Performance</w:t>
+        <w:t>Checks if the humidity value is within the established HUM</w:t>
+      </w:r>
+      <w:r>
+        <w:t>IDITY</w:t>
+      </w:r>
+      <w:r>
+        <w:t>_THRESHOLD_MIN and HUM</w:t>
+      </w:r>
+      <w:r>
+        <w:t>IDITY</w:t>
+      </w:r>
+      <w:r>
+        <w:t xml:space="preserve">_THRESHOLD_MAX. </w:t>
       </w:r>
     </w:p>
     <w:p>
@@ -800,25 +1065,52 @@
         <w:pStyle w:val="ListParagraph"/>
         <w:numPr>
           <w:ilvl w:val="0"/>
-          <w:numId w:val="20"/>
+          <w:numId w:val="24"/>
         </w:numPr>
+        <w:jc w:val="both"/>
         <w:rPr>
           <w:lang w:val="en-IN"/>
         </w:rPr>
       </w:pPr>
       <w:r>
-        <w:rPr>
-          <w:b/>
-          <w:bCs/>
-          <w:lang w:val="en-IN"/>
-        </w:rPr>
-        <w:t>Rate</w:t>
-      </w:r>
-      <w:r>
-        <w:rPr>
-          <w:lang w:val="en-IN"/>
-        </w:rPr>
-        <w:t>: 1000ms loop (1 Hz).</w:t>
+        <w:t>Returns true if the value is within range</w:t>
+      </w:r>
+      <w:r>
+        <w:t>.</w:t>
+      </w:r>
+    </w:p>
+    <w:p>
+      <w:pPr>
+        <w:pStyle w:val="Heading2"/>
+        <w:rPr>
+          <w:sz w:val="22"/>
+          <w:szCs w:val="22"/>
+        </w:rPr>
+      </w:pPr>
+      <w:proofErr w:type="spellStart"/>
+      <w:proofErr w:type="gramStart"/>
+      <w:r>
+        <w:rPr>
+          <w:sz w:val="22"/>
+          <w:szCs w:val="22"/>
+        </w:rPr>
+        <w:t>AlarmThread</w:t>
+      </w:r>
+      <w:proofErr w:type="spellEnd"/>
+      <w:r>
+        <w:rPr>
+          <w:sz w:val="22"/>
+          <w:szCs w:val="22"/>
+        </w:rPr>
+        <w:t>(</w:t>
+      </w:r>
+      <w:proofErr w:type="gramEnd"/>
+      <w:r>
+        <w:rPr>
+          <w:sz w:val="22"/>
+          <w:szCs w:val="22"/>
+        </w:rPr>
+        <w:t>)</w:t>
       </w:r>
     </w:p>
     <w:p>
@@ -826,33 +1118,29 @@
         <w:pStyle w:val="ListParagraph"/>
         <w:numPr>
           <w:ilvl w:val="0"/>
-          <w:numId w:val="20"/>
+          <w:numId w:val="24"/>
         </w:numPr>
+        <w:jc w:val="both"/>
         <w:rPr>
           <w:lang w:val="en-IN"/>
         </w:rPr>
       </w:pPr>
       <w:r>
-        <w:rPr>
-          <w:b/>
-          <w:bCs/>
-          <w:lang w:val="en-IN"/>
-        </w:rPr>
-        <w:t>RAM/Flash</w:t>
-      </w:r>
-      <w:r>
-        <w:rPr>
-          <w:lang w:val="en-IN"/>
-        </w:rPr>
-        <w:t>: Minimal usage (under 2KB).</w:t>
-      </w:r>
-    </w:p>
-    <w:p>
-      <w:pPr>
-        <w:pStyle w:val="Heading2"/>
-      </w:pPr>
-      <w:r>
-        <w:t>7. Test Points</w:t>
+        <w:t xml:space="preserve">Waits for a binary semaphore signal from </w:t>
+      </w:r>
+      <w:proofErr w:type="gramStart"/>
+      <w:r>
+        <w:t>Hum</w:t>
+      </w:r>
+      <w:r>
+        <w:t>idity</w:t>
+      </w:r>
+      <w:r>
+        <w:t>CheckThread(</w:t>
+      </w:r>
+      <w:proofErr w:type="gramEnd"/>
+      <w:r>
+        <w:t xml:space="preserve">). </w:t>
       </w:r>
     </w:p>
     <w:p>
@@ -860,39 +1148,24 @@
         <w:pStyle w:val="ListParagraph"/>
         <w:numPr>
           <w:ilvl w:val="0"/>
-          <w:numId w:val="20"/>
+          <w:numId w:val="24"/>
         </w:numPr>
+        <w:jc w:val="both"/>
         <w:rPr>
           <w:lang w:val="en-IN"/>
         </w:rPr>
       </w:pPr>
       <w:r>
-        <w:rPr>
-          <w:b/>
-          <w:bCs/>
-          <w:lang w:val="en-IN"/>
-        </w:rPr>
-        <w:t>TP1</w:t>
-      </w:r>
-      <w:r>
-        <w:rPr>
-          <w:lang w:val="en-IN"/>
-        </w:rPr>
-        <w:t>: Force stub to return 61.0 $\</w:t>
-      </w:r>
-      <w:proofErr w:type="spellStart"/>
-      <w:r>
-        <w:rPr>
-          <w:lang w:val="en-IN"/>
-        </w:rPr>
-        <w:t>rightarrow</w:t>
-      </w:r>
-      <w:proofErr w:type="spellEnd"/>
-      <w:r>
-        <w:rPr>
-          <w:lang w:val="en-IN"/>
-        </w:rPr>
-        <w:t>$ verify LED turns on.</w:t>
+        <w:t>Upon detecting the semaphore increment, prints “</w:t>
+      </w:r>
+      <w:r>
+        <w:t xml:space="preserve">HUMIDITY </w:t>
+      </w:r>
+      <w:r>
+        <w:t>ALARM TRIGGERED”</w:t>
+      </w:r>
+      <w:r>
+        <w:t>.</w:t>
       </w:r>
     </w:p>
     <w:p>
@@ -900,39 +1173,15 @@
         <w:pStyle w:val="ListParagraph"/>
         <w:numPr>
           <w:ilvl w:val="0"/>
-          <w:numId w:val="20"/>
+          <w:numId w:val="24"/>
         </w:numPr>
+        <w:jc w:val="both"/>
         <w:rPr>
           <w:lang w:val="en-IN"/>
         </w:rPr>
       </w:pPr>
       <w:r>
-        <w:rPr>
-          <w:b/>
-          <w:bCs/>
-          <w:lang w:val="en-IN"/>
-        </w:rPr>
-        <w:t>TP2</w:t>
-      </w:r>
-      <w:r>
-        <w:rPr>
-          <w:lang w:val="en-IN"/>
-        </w:rPr>
-        <w:t>: Force stub to return 59.0 $\</w:t>
-      </w:r>
-      <w:proofErr w:type="spellStart"/>
-      <w:r>
-        <w:rPr>
-          <w:lang w:val="en-IN"/>
-        </w:rPr>
-        <w:t>rightarrow</w:t>
-      </w:r>
-      <w:proofErr w:type="spellEnd"/>
-      <w:r>
-        <w:rPr>
-          <w:lang w:val="en-IN"/>
-        </w:rPr>
-        <w:t>$ verify LED turns off.</w:t>
+        <w:t>The alarm remains active for the duration defined by ALARM_DURATION.</w:t>
       </w:r>
     </w:p>
     <w:p>
@@ -940,178 +1189,2019 @@
         <w:pStyle w:val="Heading2"/>
       </w:pPr>
       <w:r>
-        <w:t>8. Traceability</w:t>
+        <w:t>3. Detailed Function Descriptions</w:t>
       </w:r>
     </w:p>
     <w:p>
       <w:pPr>
+        <w:pStyle w:val="Heading2"/>
+        <w:rPr>
+          <w:sz w:val="22"/>
+          <w:szCs w:val="22"/>
+        </w:rPr>
+      </w:pPr>
+      <w:proofErr w:type="gramStart"/>
+      <w:r>
+        <w:rPr>
+          <w:sz w:val="22"/>
+          <w:szCs w:val="22"/>
+        </w:rPr>
+        <w:t>main(</w:t>
+      </w:r>
+      <w:proofErr w:type="gramEnd"/>
+      <w:r>
+        <w:rPr>
+          <w:sz w:val="22"/>
+          <w:szCs w:val="22"/>
+        </w:rPr>
+        <w:t>)</w:t>
+      </w:r>
+    </w:p>
+    <w:p>
+      <w:pPr>
         <w:pStyle w:val="ListParagraph"/>
+        <w:widowControl w:val="0"/>
         <w:numPr>
           <w:ilvl w:val="0"/>
-          <w:numId w:val="20"/>
+          <w:numId w:val="24"/>
         </w:numPr>
-        <w:rPr>
-          <w:lang w:val="en-IN"/>
-        </w:rPr>
-      </w:pPr>
-      <w:r>
-        <w:rPr>
-          <w:b/>
-          <w:bCs/>
-          <w:lang w:val="en-IN"/>
-        </w:rPr>
-        <w:t>Req-01 (Measure)</w:t>
-      </w:r>
-      <w:r>
-        <w:rPr>
-          <w:b/>
-          <w:bCs/>
-          <w:lang w:val="en-IN"/>
-        </w:rPr>
-        <w:t xml:space="preserve"> </w:t>
-      </w:r>
-      <w:r>
-        <w:rPr>
-          <w:lang w:val="en-IN"/>
-        </w:rPr>
-        <w:t>-&gt;</w:t>
-      </w:r>
-      <w:r>
-        <w:rPr>
-          <w:lang w:val="en-IN"/>
-        </w:rPr>
-        <w:t xml:space="preserve"> </w:t>
-      </w:r>
+        <w:pBdr>
+          <w:top w:val="nil"/>
+          <w:left w:val="nil"/>
+          <w:bottom w:val="nil"/>
+          <w:right w:val="nil"/>
+          <w:between w:val="nil"/>
+        </w:pBdr>
+        <w:spacing w:after="240"/>
+      </w:pPr>
       <w:proofErr w:type="spellStart"/>
       <w:r>
-        <w:rPr>
-          <w:lang w:val="en-IN"/>
-        </w:rPr>
-        <w:t>Sensor_Stub</w:t>
+        <w:t>blRet</w:t>
       </w:r>
       <w:proofErr w:type="spellEnd"/>
       <w:r>
-        <w:rPr>
-          <w:lang w:val="en-IN"/>
-        </w:rPr>
-        <w:t>()</w:t>
+        <w:t xml:space="preserve"> serves as the return </w:t>
+      </w:r>
+      <w:proofErr w:type="spellStart"/>
+      <w:r>
+        <w:t>alue</w:t>
+      </w:r>
+      <w:proofErr w:type="spellEnd"/>
+      <w:r>
+        <w:t>; returns 0 on success and 1 on failure.</w:t>
       </w:r>
     </w:p>
     <w:p>
       <w:pPr>
         <w:pStyle w:val="ListParagraph"/>
+        <w:widowControl w:val="0"/>
         <w:numPr>
           <w:ilvl w:val="0"/>
-          <w:numId w:val="20"/>
+          <w:numId w:val="24"/>
         </w:numPr>
-        <w:rPr>
-          <w:lang w:val="en-IN"/>
-        </w:rPr>
-      </w:pPr>
-      <w:r>
-        <w:rPr>
-          <w:b/>
-          <w:bCs/>
-          <w:lang w:val="en-IN"/>
-        </w:rPr>
-        <w:t>Req-02 (Logic)</w:t>
-      </w:r>
-      <w:r>
-        <w:rPr>
-          <w:b/>
-          <w:bCs/>
-          <w:lang w:val="en-IN"/>
-        </w:rPr>
-        <w:t xml:space="preserve"> </w:t>
-      </w:r>
-      <w:r>
-        <w:rPr>
-          <w:lang w:val="en-IN"/>
-        </w:rPr>
-        <w:t>-&gt;</w:t>
-      </w:r>
-      <w:r>
-        <w:rPr>
-          <w:lang w:val="en-IN"/>
-        </w:rPr>
-        <w:t xml:space="preserve"> </w:t>
+        <w:pBdr>
+          <w:top w:val="nil"/>
+          <w:left w:val="nil"/>
+          <w:bottom w:val="nil"/>
+          <w:right w:val="nil"/>
+          <w:between w:val="nil"/>
+        </w:pBdr>
+        <w:spacing w:after="240"/>
+      </w:pPr>
+      <w:r>
+        <w:t xml:space="preserve">Invokes </w:t>
       </w:r>
       <w:proofErr w:type="spellStart"/>
-      <w:r>
-        <w:rPr>
-          <w:lang w:val="en-IN"/>
-        </w:rPr>
-        <w:t>Monitor_Logic</w:t>
+      <w:proofErr w:type="gramStart"/>
+      <w:r>
+        <w:t>CreateThreads</w:t>
       </w:r>
       <w:proofErr w:type="spellEnd"/>
       <w:r>
-        <w:rPr>
-          <w:lang w:val="en-IN"/>
-        </w:rPr>
-        <w:t>()</w:t>
+        <w:t>(</w:t>
+      </w:r>
+      <w:proofErr w:type="gramEnd"/>
+      <w:r>
+        <w:t>) to start the system threads</w:t>
+      </w:r>
+      <w:r>
+        <w:t>.</w:t>
       </w:r>
     </w:p>
     <w:p>
       <w:pPr>
+        <w:pStyle w:val="Heading2"/>
+        <w:rPr>
+          <w:sz w:val="22"/>
+          <w:szCs w:val="22"/>
+        </w:rPr>
+      </w:pPr>
+      <w:proofErr w:type="spellStart"/>
+      <w:proofErr w:type="gramStart"/>
+      <w:r>
+        <w:rPr>
+          <w:sz w:val="22"/>
+          <w:szCs w:val="22"/>
+        </w:rPr>
+        <w:t>CreateThreads</w:t>
+      </w:r>
+      <w:proofErr w:type="spellEnd"/>
+      <w:r>
+        <w:rPr>
+          <w:sz w:val="22"/>
+          <w:szCs w:val="22"/>
+        </w:rPr>
+        <w:t>(</w:t>
+      </w:r>
+      <w:proofErr w:type="gramEnd"/>
+      <w:r>
+        <w:rPr>
+          <w:sz w:val="22"/>
+          <w:szCs w:val="22"/>
+        </w:rPr>
+        <w:t>)</w:t>
+      </w:r>
+    </w:p>
+    <w:p>
+      <w:pPr>
         <w:pStyle w:val="ListParagraph"/>
+        <w:widowControl w:val="0"/>
         <w:numPr>
           <w:ilvl w:val="0"/>
-          <w:numId w:val="20"/>
+          <w:numId w:val="24"/>
         </w:numPr>
-        <w:rPr>
-          <w:lang w:val="en-IN"/>
-        </w:rPr>
-      </w:pPr>
-      <w:r>
-        <w:rPr>
-          <w:b/>
-          <w:bCs/>
-          <w:lang w:val="en-IN"/>
-        </w:rPr>
-        <w:t>Req-03 (Alert</w:t>
-      </w:r>
-      <w:r>
-        <w:rPr>
-          <w:b/>
-          <w:bCs/>
-          <w:lang w:val="en-IN"/>
-        </w:rPr>
-        <w:t xml:space="preserve"> </w:t>
-      </w:r>
-      <w:r>
-        <w:rPr>
-          <w:lang w:val="en-IN"/>
-        </w:rPr>
-        <w:t>-&gt;</w:t>
-      </w:r>
-      <w:r>
-        <w:rPr>
-          <w:lang w:val="en-IN"/>
-        </w:rPr>
-        <w:t xml:space="preserve"> </w:t>
+        <w:pBdr>
+          <w:top w:val="nil"/>
+          <w:left w:val="nil"/>
+          <w:bottom w:val="nil"/>
+          <w:right w:val="nil"/>
+          <w:between w:val="nil"/>
+        </w:pBdr>
+        <w:spacing w:after="240"/>
+      </w:pPr>
+      <w:r>
+        <w:t xml:space="preserve">Returns </w:t>
       </w:r>
       <w:proofErr w:type="spellStart"/>
       <w:r>
-        <w:rPr>
-          <w:lang w:val="en-IN"/>
-        </w:rPr>
-        <w:t>Hardware_Alarm</w:t>
+        <w:t>boolean</w:t>
       </w:r>
       <w:proofErr w:type="spellEnd"/>
       <w:r>
-        <w:rPr>
-          <w:lang w:val="en-IN"/>
-        </w:rPr>
-        <w:t>()</w:t>
+        <w:t xml:space="preserve"> true on successful initialization and false on failure</w:t>
+      </w:r>
+      <w:r>
+        <w:t>.</w:t>
       </w:r>
     </w:p>
     <w:p>
       <w:pPr>
+        <w:pStyle w:val="ListParagraph"/>
+        <w:widowControl w:val="0"/>
+        <w:numPr>
+          <w:ilvl w:val="0"/>
+          <w:numId w:val="24"/>
+        </w:numPr>
+        <w:pBdr>
+          <w:top w:val="nil"/>
+          <w:left w:val="nil"/>
+          <w:bottom w:val="nil"/>
+          <w:right w:val="nil"/>
+          <w:between w:val="nil"/>
+        </w:pBdr>
+        <w:spacing w:after="240"/>
+      </w:pPr>
+      <w:r>
+        <w:t>Creates a table of threads and initializes them using separate loops for creation and joining.</w:t>
+      </w:r>
+    </w:p>
+    <w:p>
+      <w:pPr>
+        <w:pStyle w:val="Heading2"/>
+        <w:rPr>
+          <w:sz w:val="22"/>
+          <w:szCs w:val="22"/>
+        </w:rPr>
+      </w:pPr>
+      <w:proofErr w:type="spellStart"/>
+      <w:proofErr w:type="gramStart"/>
+      <w:r>
+        <w:rPr>
+          <w:sz w:val="22"/>
+          <w:szCs w:val="22"/>
+        </w:rPr>
+        <w:t>MessageQueueCreate</w:t>
+      </w:r>
+      <w:proofErr w:type="spellEnd"/>
+      <w:r>
+        <w:rPr>
+          <w:sz w:val="22"/>
+          <w:szCs w:val="22"/>
+        </w:rPr>
+        <w:t>(</w:t>
+      </w:r>
+      <w:proofErr w:type="gramEnd"/>
+      <w:r>
+        <w:rPr>
+          <w:sz w:val="22"/>
+          <w:szCs w:val="22"/>
+        </w:rPr>
+        <w:t>)</w:t>
+      </w:r>
+    </w:p>
+    <w:p>
+      <w:pPr>
+        <w:pStyle w:val="ListParagraph"/>
+        <w:widowControl w:val="0"/>
+        <w:numPr>
+          <w:ilvl w:val="0"/>
+          <w:numId w:val="24"/>
+        </w:numPr>
+        <w:pBdr>
+          <w:top w:val="nil"/>
+          <w:left w:val="nil"/>
+          <w:bottom w:val="nil"/>
+          <w:right w:val="nil"/>
+          <w:between w:val="nil"/>
+        </w:pBdr>
+        <w:spacing w:after="240"/>
+      </w:pPr>
+      <w:r>
         <w:rPr>
           <w:lang w:val="en-IN"/>
         </w:rPr>
-      </w:pPr>
+        <w:t xml:space="preserve">Uses </w:t>
+      </w:r>
+      <w:proofErr w:type="spellStart"/>
+      <w:r>
+        <w:rPr>
+          <w:lang w:val="en-IN"/>
+        </w:rPr>
+        <w:t>mq_open</w:t>
+      </w:r>
+      <w:proofErr w:type="spellEnd"/>
+      <w:r>
+        <w:rPr>
+          <w:lang w:val="en-IN"/>
+        </w:rPr>
+        <w:t>() to establish the humidity data communication channel</w:t>
+      </w:r>
+      <w:r>
+        <w:t>.</w:t>
+      </w:r>
     </w:p>
+    <w:p>
+      <w:pPr>
+        <w:pStyle w:val="ListParagraph"/>
+        <w:widowControl w:val="0"/>
+        <w:numPr>
+          <w:ilvl w:val="0"/>
+          <w:numId w:val="24"/>
+        </w:numPr>
+        <w:pBdr>
+          <w:top w:val="nil"/>
+          <w:left w:val="nil"/>
+          <w:bottom w:val="nil"/>
+          <w:right w:val="nil"/>
+          <w:between w:val="nil"/>
+        </w:pBdr>
+        <w:spacing w:after="240"/>
+      </w:pPr>
+      <w:r>
+        <w:t>Return true on success.</w:t>
+      </w:r>
+    </w:p>
+    <w:p>
+      <w:pPr>
+        <w:pStyle w:val="Heading2"/>
+        <w:rPr>
+          <w:sz w:val="22"/>
+          <w:szCs w:val="22"/>
+        </w:rPr>
+      </w:pPr>
+      <w:proofErr w:type="spellStart"/>
+      <w:proofErr w:type="gramStart"/>
+      <w:r>
+        <w:rPr>
+          <w:sz w:val="22"/>
+          <w:szCs w:val="22"/>
+        </w:rPr>
+        <w:t>MessageQueueSend</w:t>
+      </w:r>
+      <w:proofErr w:type="spellEnd"/>
+      <w:r>
+        <w:rPr>
+          <w:sz w:val="22"/>
+          <w:szCs w:val="22"/>
+        </w:rPr>
+        <w:t>(</w:t>
+      </w:r>
+      <w:proofErr w:type="gramEnd"/>
+      <w:r>
+        <w:rPr>
+          <w:sz w:val="22"/>
+          <w:szCs w:val="22"/>
+        </w:rPr>
+        <w:t>)</w:t>
+      </w:r>
+    </w:p>
+    <w:p>
+      <w:pPr>
+        <w:pStyle w:val="ListParagraph"/>
+        <w:widowControl w:val="0"/>
+        <w:numPr>
+          <w:ilvl w:val="0"/>
+          <w:numId w:val="24"/>
+        </w:numPr>
+        <w:pBdr>
+          <w:top w:val="nil"/>
+          <w:left w:val="nil"/>
+          <w:bottom w:val="nil"/>
+          <w:right w:val="nil"/>
+          <w:between w:val="nil"/>
+        </w:pBdr>
+        <w:spacing w:after="240"/>
+      </w:pPr>
+      <w:r>
+        <w:rPr>
+          <w:lang w:val="en-IN"/>
+        </w:rPr>
+        <w:t xml:space="preserve">Uses </w:t>
+      </w:r>
+      <w:proofErr w:type="spellStart"/>
+      <w:r>
+        <w:rPr>
+          <w:lang w:val="en-IN"/>
+        </w:rPr>
+        <w:t>mq_send</w:t>
+      </w:r>
+      <w:proofErr w:type="spellEnd"/>
+      <w:r>
+        <w:rPr>
+          <w:lang w:val="en-IN"/>
+        </w:rPr>
+        <w:t>() to pass humidity readings to the logic layer</w:t>
+      </w:r>
+      <w:r>
+        <w:rPr>
+          <w:lang w:val="en-IN"/>
+        </w:rPr>
+        <w:t>.</w:t>
+      </w:r>
+    </w:p>
+    <w:p>
+      <w:pPr>
+        <w:pStyle w:val="ListParagraph"/>
+        <w:widowControl w:val="0"/>
+        <w:numPr>
+          <w:ilvl w:val="0"/>
+          <w:numId w:val="24"/>
+        </w:numPr>
+        <w:pBdr>
+          <w:top w:val="nil"/>
+          <w:left w:val="nil"/>
+          <w:bottom w:val="nil"/>
+          <w:right w:val="nil"/>
+          <w:between w:val="nil"/>
+        </w:pBdr>
+        <w:spacing w:after="240"/>
+      </w:pPr>
+      <w:r>
+        <w:t>Return true on success.</w:t>
+      </w:r>
+    </w:p>
+    <w:p>
+      <w:pPr>
+        <w:pStyle w:val="ListParagraph"/>
+        <w:widowControl w:val="0"/>
+        <w:pBdr>
+          <w:top w:val="nil"/>
+          <w:left w:val="nil"/>
+          <w:bottom w:val="nil"/>
+          <w:right w:val="nil"/>
+          <w:between w:val="nil"/>
+        </w:pBdr>
+        <w:spacing w:after="240"/>
+        <w:ind w:left="360"/>
+      </w:pPr>
+    </w:p>
+    <w:p>
+      <w:pPr>
+        <w:pStyle w:val="ListParagraph"/>
+        <w:widowControl w:val="0"/>
+        <w:pBdr>
+          <w:top w:val="nil"/>
+          <w:left w:val="nil"/>
+          <w:bottom w:val="nil"/>
+          <w:right w:val="nil"/>
+          <w:between w:val="nil"/>
+        </w:pBdr>
+        <w:spacing w:after="240"/>
+        <w:ind w:left="360"/>
+      </w:pPr>
+    </w:p>
+    <w:p>
+      <w:pPr>
+        <w:pStyle w:val="Heading2"/>
+        <w:rPr>
+          <w:sz w:val="22"/>
+          <w:szCs w:val="22"/>
+        </w:rPr>
+      </w:pPr>
+      <w:proofErr w:type="spellStart"/>
+      <w:proofErr w:type="gramStart"/>
+      <w:r>
+        <w:rPr>
+          <w:sz w:val="22"/>
+          <w:szCs w:val="22"/>
+        </w:rPr>
+        <w:t>MessageQueueReceive</w:t>
+      </w:r>
+      <w:proofErr w:type="spellEnd"/>
+      <w:r>
+        <w:rPr>
+          <w:sz w:val="22"/>
+          <w:szCs w:val="22"/>
+        </w:rPr>
+        <w:t>(</w:t>
+      </w:r>
+      <w:proofErr w:type="gramEnd"/>
+      <w:r>
+        <w:rPr>
+          <w:sz w:val="22"/>
+          <w:szCs w:val="22"/>
+        </w:rPr>
+        <w:t>)</w:t>
+      </w:r>
+    </w:p>
+    <w:p>
+      <w:pPr>
+        <w:pStyle w:val="ListParagraph"/>
+        <w:widowControl w:val="0"/>
+        <w:numPr>
+          <w:ilvl w:val="0"/>
+          <w:numId w:val="24"/>
+        </w:numPr>
+        <w:pBdr>
+          <w:top w:val="nil"/>
+          <w:left w:val="nil"/>
+          <w:bottom w:val="nil"/>
+          <w:right w:val="nil"/>
+          <w:between w:val="nil"/>
+        </w:pBdr>
+        <w:spacing w:after="240"/>
+      </w:pPr>
+      <w:r>
+        <w:rPr>
+          <w:lang w:val="en-IN"/>
+        </w:rPr>
+        <w:t xml:space="preserve">Uses </w:t>
+      </w:r>
+      <w:proofErr w:type="spellStart"/>
+      <w:r>
+        <w:rPr>
+          <w:lang w:val="en-IN"/>
+        </w:rPr>
+        <w:t>mq_receive</w:t>
+      </w:r>
+      <w:proofErr w:type="spellEnd"/>
+      <w:r>
+        <w:rPr>
+          <w:lang w:val="en-IN"/>
+        </w:rPr>
+        <w:t>() to fetch pending humidity data for checking</w:t>
+      </w:r>
+      <w:r>
+        <w:t xml:space="preserve"> </w:t>
+      </w:r>
+    </w:p>
+    <w:p>
+      <w:pPr>
+        <w:pStyle w:val="ListParagraph"/>
+        <w:widowControl w:val="0"/>
+        <w:numPr>
+          <w:ilvl w:val="0"/>
+          <w:numId w:val="24"/>
+        </w:numPr>
+        <w:pBdr>
+          <w:top w:val="nil"/>
+          <w:left w:val="nil"/>
+          <w:bottom w:val="nil"/>
+          <w:right w:val="nil"/>
+          <w:between w:val="nil"/>
+        </w:pBdr>
+        <w:spacing w:after="240"/>
+      </w:pPr>
+      <w:r>
+        <w:t>Return true on success.</w:t>
+      </w:r>
+    </w:p>
+    <w:p>
+      <w:pPr>
+        <w:pStyle w:val="Heading2"/>
+        <w:rPr>
+          <w:sz w:val="22"/>
+          <w:szCs w:val="22"/>
+        </w:rPr>
+      </w:pPr>
+      <w:proofErr w:type="spellStart"/>
+      <w:proofErr w:type="gramStart"/>
+      <w:r>
+        <w:rPr>
+          <w:sz w:val="22"/>
+          <w:szCs w:val="22"/>
+        </w:rPr>
+        <w:t>HumidityReadThread</w:t>
+      </w:r>
+      <w:proofErr w:type="spellEnd"/>
+      <w:r>
+        <w:rPr>
+          <w:sz w:val="22"/>
+          <w:szCs w:val="22"/>
+        </w:rPr>
+        <w:t>(</w:t>
+      </w:r>
+      <w:proofErr w:type="gramEnd"/>
+      <w:r>
+        <w:rPr>
+          <w:sz w:val="22"/>
+          <w:szCs w:val="22"/>
+        </w:rPr>
+        <w:t>)</w:t>
+      </w:r>
+    </w:p>
+    <w:p>
+      <w:pPr>
+        <w:pStyle w:val="ListParagraph"/>
+        <w:widowControl w:val="0"/>
+        <w:numPr>
+          <w:ilvl w:val="0"/>
+          <w:numId w:val="24"/>
+        </w:numPr>
+        <w:pBdr>
+          <w:top w:val="nil"/>
+          <w:left w:val="nil"/>
+          <w:bottom w:val="nil"/>
+          <w:right w:val="nil"/>
+          <w:between w:val="nil"/>
+        </w:pBdr>
+        <w:spacing w:after="240"/>
+      </w:pPr>
+      <w:r>
+        <w:rPr>
+          <w:lang w:val="en-IN"/>
+        </w:rPr>
+        <w:t xml:space="preserve">Calls </w:t>
+      </w:r>
+      <w:proofErr w:type="spellStart"/>
+      <w:r>
+        <w:rPr>
+          <w:lang w:val="en-IN"/>
+        </w:rPr>
+        <w:t>ReadHum</w:t>
+      </w:r>
+      <w:r>
+        <w:rPr>
+          <w:lang w:val="en-IN"/>
+        </w:rPr>
+        <w:t>idity</w:t>
+      </w:r>
+      <w:proofErr w:type="spellEnd"/>
+      <w:r>
+        <w:rPr>
+          <w:lang w:val="en-IN"/>
+        </w:rPr>
+        <w:t>(uint8_t *</w:t>
+      </w:r>
+      <w:proofErr w:type="spellStart"/>
+      <w:r>
+        <w:rPr>
+          <w:lang w:val="en-IN"/>
+        </w:rPr>
+        <w:t>pucHum</w:t>
+      </w:r>
+      <w:r>
+        <w:rPr>
+          <w:lang w:val="en-IN"/>
+        </w:rPr>
+        <w:t>idity</w:t>
+      </w:r>
+      <w:r>
+        <w:rPr>
+          <w:lang w:val="en-IN"/>
+        </w:rPr>
+        <w:t>Value</w:t>
+      </w:r>
+      <w:proofErr w:type="spellEnd"/>
+      <w:r>
+        <w:rPr>
+          <w:lang w:val="en-IN"/>
+        </w:rPr>
+        <w:t xml:space="preserve">) </w:t>
+      </w:r>
+      <w:r>
+        <w:rPr>
+          <w:lang w:val="en-IN"/>
+        </w:rPr>
+        <w:t xml:space="preserve"> to obtain current sensor data.</w:t>
+      </w:r>
+      <w:r>
+        <w:t xml:space="preserve"> </w:t>
+      </w:r>
+    </w:p>
+    <w:p>
+      <w:pPr>
+        <w:pStyle w:val="ListParagraph"/>
+        <w:widowControl w:val="0"/>
+        <w:numPr>
+          <w:ilvl w:val="0"/>
+          <w:numId w:val="24"/>
+        </w:numPr>
+        <w:pBdr>
+          <w:top w:val="nil"/>
+          <w:left w:val="nil"/>
+          <w:bottom w:val="nil"/>
+          <w:right w:val="nil"/>
+          <w:between w:val="nil"/>
+        </w:pBdr>
+        <w:spacing w:after="240"/>
+      </w:pPr>
+      <w:r>
+        <w:t>Return true on success.</w:t>
+      </w:r>
+    </w:p>
+    <w:p>
+      <w:pPr>
+        <w:pStyle w:val="Heading2"/>
+        <w:rPr>
+          <w:sz w:val="22"/>
+          <w:szCs w:val="22"/>
+        </w:rPr>
+      </w:pPr>
+      <w:proofErr w:type="spellStart"/>
+      <w:proofErr w:type="gramStart"/>
+      <w:r>
+        <w:rPr>
+          <w:sz w:val="22"/>
+          <w:szCs w:val="22"/>
+        </w:rPr>
+        <w:t>ReadHumidity</w:t>
+      </w:r>
+      <w:proofErr w:type="spellEnd"/>
+      <w:r>
+        <w:rPr>
+          <w:sz w:val="22"/>
+          <w:szCs w:val="22"/>
+        </w:rPr>
+        <w:t>(</w:t>
+      </w:r>
+      <w:proofErr w:type="gramEnd"/>
+      <w:r>
+        <w:rPr>
+          <w:sz w:val="22"/>
+          <w:szCs w:val="22"/>
+        </w:rPr>
+        <w:t>)</w:t>
+      </w:r>
+    </w:p>
+    <w:p>
+      <w:pPr>
+        <w:pStyle w:val="ListParagraph"/>
+        <w:widowControl w:val="0"/>
+        <w:numPr>
+          <w:ilvl w:val="0"/>
+          <w:numId w:val="24"/>
+        </w:numPr>
+        <w:pBdr>
+          <w:top w:val="nil"/>
+          <w:left w:val="nil"/>
+          <w:bottom w:val="nil"/>
+          <w:right w:val="nil"/>
+          <w:between w:val="nil"/>
+        </w:pBdr>
+        <w:spacing w:after="240"/>
+      </w:pPr>
+      <w:r>
+        <w:rPr>
+          <w:lang w:val="en-IN"/>
+        </w:rPr>
+        <w:t xml:space="preserve">Calls </w:t>
+      </w:r>
+      <w:proofErr w:type="spellStart"/>
+      <w:r>
+        <w:rPr>
+          <w:lang w:val="en-IN"/>
+        </w:rPr>
+        <w:t>SensorRead</w:t>
+      </w:r>
+      <w:proofErr w:type="spellEnd"/>
+      <w:r>
+        <w:rPr>
+          <w:lang w:val="en-IN"/>
+        </w:rPr>
+        <w:t>(uint8_t *</w:t>
+      </w:r>
+      <w:proofErr w:type="spellStart"/>
+      <w:r>
+        <w:rPr>
+          <w:lang w:val="en-IN"/>
+        </w:rPr>
+        <w:t>pucHum</w:t>
+      </w:r>
+      <w:r>
+        <w:rPr>
+          <w:lang w:val="en-IN"/>
+        </w:rPr>
+        <w:t>idity</w:t>
+      </w:r>
+      <w:r>
+        <w:rPr>
+          <w:lang w:val="en-IN"/>
+        </w:rPr>
+        <w:t>Value</w:t>
+      </w:r>
+      <w:proofErr w:type="spellEnd"/>
+      <w:r>
+        <w:rPr>
+          <w:lang w:val="en-IN"/>
+        </w:rPr>
+        <w:t xml:space="preserve">) </w:t>
+      </w:r>
+      <w:r>
+        <w:rPr>
+          <w:lang w:val="en-IN"/>
+        </w:rPr>
+        <w:t xml:space="preserve"> to interface with the hardware.</w:t>
+      </w:r>
+      <w:r>
+        <w:t xml:space="preserve"> </w:t>
+      </w:r>
+    </w:p>
+    <w:p>
+      <w:pPr>
+        <w:pStyle w:val="ListParagraph"/>
+        <w:widowControl w:val="0"/>
+        <w:numPr>
+          <w:ilvl w:val="0"/>
+          <w:numId w:val="24"/>
+        </w:numPr>
+        <w:pBdr>
+          <w:top w:val="nil"/>
+          <w:left w:val="nil"/>
+          <w:bottom w:val="nil"/>
+          <w:right w:val="nil"/>
+          <w:between w:val="nil"/>
+        </w:pBdr>
+        <w:spacing w:after="240"/>
+      </w:pPr>
+      <w:r>
+        <w:t xml:space="preserve">Return true </w:t>
+      </w:r>
+      <w:r>
+        <w:rPr>
+          <w:lang w:val="en-IN"/>
+        </w:rPr>
+        <w:t>if data acquisition is successful</w:t>
+      </w:r>
+      <w:r>
+        <w:t>.</w:t>
+      </w:r>
+    </w:p>
+    <w:p>
+      <w:pPr>
+        <w:pStyle w:val="Heading2"/>
+        <w:rPr>
+          <w:sz w:val="22"/>
+          <w:szCs w:val="22"/>
+        </w:rPr>
+      </w:pPr>
+      <w:proofErr w:type="spellStart"/>
+      <w:proofErr w:type="gramStart"/>
+      <w:r>
+        <w:rPr>
+          <w:sz w:val="22"/>
+          <w:szCs w:val="22"/>
+        </w:rPr>
+        <w:t>SensorRead</w:t>
+      </w:r>
+      <w:proofErr w:type="spellEnd"/>
+      <w:r>
+        <w:rPr>
+          <w:sz w:val="22"/>
+          <w:szCs w:val="22"/>
+        </w:rPr>
+        <w:t>(</w:t>
+      </w:r>
+      <w:proofErr w:type="gramEnd"/>
+      <w:r>
+        <w:rPr>
+          <w:sz w:val="22"/>
+          <w:szCs w:val="22"/>
+        </w:rPr>
+        <w:t>)</w:t>
+      </w:r>
+    </w:p>
+    <w:p>
+      <w:pPr>
+        <w:pStyle w:val="ListParagraph"/>
+        <w:widowControl w:val="0"/>
+        <w:numPr>
+          <w:ilvl w:val="0"/>
+          <w:numId w:val="24"/>
+        </w:numPr>
+        <w:pBdr>
+          <w:top w:val="nil"/>
+          <w:left w:val="nil"/>
+          <w:bottom w:val="nil"/>
+          <w:right w:val="nil"/>
+          <w:between w:val="nil"/>
+        </w:pBdr>
+        <w:spacing w:after="240"/>
+      </w:pPr>
+      <w:r>
+        <w:rPr>
+          <w:lang w:val="en-IN"/>
+        </w:rPr>
+        <w:t>Directly interfaces with hardware to read data from the humidity sensor</w:t>
+      </w:r>
+      <w:r>
+        <w:rPr>
+          <w:lang w:val="en-IN"/>
+        </w:rPr>
+        <w:t>.</w:t>
+      </w:r>
+      <w:r>
+        <w:t xml:space="preserve"> </w:t>
+      </w:r>
+    </w:p>
+    <w:p>
+      <w:pPr>
+        <w:pStyle w:val="ListParagraph"/>
+        <w:widowControl w:val="0"/>
+        <w:numPr>
+          <w:ilvl w:val="0"/>
+          <w:numId w:val="24"/>
+        </w:numPr>
+        <w:pBdr>
+          <w:top w:val="nil"/>
+          <w:left w:val="nil"/>
+          <w:bottom w:val="nil"/>
+          <w:right w:val="nil"/>
+          <w:between w:val="nil"/>
+        </w:pBdr>
+        <w:spacing w:after="240"/>
+      </w:pPr>
+      <w:r>
+        <w:rPr>
+          <w:lang w:val="en-IN"/>
+        </w:rPr>
+        <w:t xml:space="preserve">Returns </w:t>
+      </w:r>
+      <w:proofErr w:type="spellStart"/>
+      <w:r>
+        <w:rPr>
+          <w:lang w:val="en-IN"/>
+        </w:rPr>
+        <w:t>boolean</w:t>
+      </w:r>
+      <w:proofErr w:type="spellEnd"/>
+      <w:r>
+        <w:rPr>
+          <w:lang w:val="en-IN"/>
+        </w:rPr>
+        <w:t xml:space="preserve"> true on successful read</w:t>
+      </w:r>
+      <w:r>
+        <w:t>.</w:t>
+      </w:r>
+    </w:p>
+    <w:p>
+      <w:pPr>
+        <w:pStyle w:val="Heading2"/>
+        <w:rPr>
+          <w:sz w:val="22"/>
+          <w:szCs w:val="22"/>
+        </w:rPr>
+      </w:pPr>
+      <w:proofErr w:type="gramStart"/>
+      <w:r>
+        <w:rPr>
+          <w:sz w:val="22"/>
+          <w:szCs w:val="22"/>
+        </w:rPr>
+        <w:t>HumidityCheckThread(</w:t>
+      </w:r>
+      <w:proofErr w:type="gramEnd"/>
+      <w:r>
+        <w:rPr>
+          <w:sz w:val="22"/>
+          <w:szCs w:val="22"/>
+        </w:rPr>
+        <w:t>)</w:t>
+      </w:r>
+    </w:p>
+    <w:p>
+      <w:pPr>
+        <w:pStyle w:val="ListParagraph"/>
+        <w:widowControl w:val="0"/>
+        <w:numPr>
+          <w:ilvl w:val="0"/>
+          <w:numId w:val="24"/>
+        </w:numPr>
+        <w:pBdr>
+          <w:top w:val="nil"/>
+          <w:left w:val="nil"/>
+          <w:bottom w:val="nil"/>
+          <w:right w:val="nil"/>
+          <w:between w:val="nil"/>
+        </w:pBdr>
+        <w:spacing w:after="240"/>
+      </w:pPr>
+      <w:r>
+        <w:rPr>
+          <w:lang w:val="en-IN"/>
+        </w:rPr>
+        <w:t>Initializes or accesses the message queue for receiving humidity data</w:t>
+      </w:r>
+      <w:r>
+        <w:rPr>
+          <w:lang w:val="en-IN"/>
+        </w:rPr>
+        <w:t>.</w:t>
+      </w:r>
+      <w:r>
+        <w:t xml:space="preserve"> </w:t>
+      </w:r>
+    </w:p>
+    <w:p>
+      <w:pPr>
+        <w:pStyle w:val="ListParagraph"/>
+        <w:widowControl w:val="0"/>
+        <w:numPr>
+          <w:ilvl w:val="0"/>
+          <w:numId w:val="24"/>
+        </w:numPr>
+        <w:pBdr>
+          <w:top w:val="nil"/>
+          <w:left w:val="nil"/>
+          <w:bottom w:val="nil"/>
+          <w:right w:val="nil"/>
+          <w:between w:val="nil"/>
+        </w:pBdr>
+        <w:spacing w:after="240"/>
+      </w:pPr>
+      <w:r>
+        <w:rPr>
+          <w:lang w:val="en-IN"/>
+        </w:rPr>
+        <w:t>Validates received data against defined thresholds</w:t>
+      </w:r>
+      <w:r>
+        <w:t>.</w:t>
+      </w:r>
+    </w:p>
+    <w:p>
+      <w:pPr>
+        <w:pStyle w:val="ListParagraph"/>
+        <w:widowControl w:val="0"/>
+        <w:numPr>
+          <w:ilvl w:val="0"/>
+          <w:numId w:val="24"/>
+        </w:numPr>
+        <w:pBdr>
+          <w:top w:val="nil"/>
+          <w:left w:val="nil"/>
+          <w:bottom w:val="nil"/>
+          <w:right w:val="nil"/>
+          <w:between w:val="nil"/>
+        </w:pBdr>
+        <w:spacing w:after="240"/>
+      </w:pPr>
+      <w:r>
+        <w:rPr>
+          <w:lang w:val="en-IN"/>
+        </w:rPr>
+        <w:t xml:space="preserve">Posts a semaphore to </w:t>
+      </w:r>
+      <w:proofErr w:type="spellStart"/>
+      <w:r>
+        <w:rPr>
+          <w:lang w:val="en-IN"/>
+        </w:rPr>
+        <w:t>AlarmThread</w:t>
+      </w:r>
+      <w:proofErr w:type="spellEnd"/>
+      <w:r>
+        <w:rPr>
+          <w:lang w:val="en-IN"/>
+        </w:rPr>
+        <w:t>() if limits are exceeded</w:t>
+      </w:r>
+      <w:r>
+        <w:rPr>
+          <w:lang w:val="en-IN"/>
+        </w:rPr>
+        <w:t>.</w:t>
+      </w:r>
+    </w:p>
+    <w:p>
+      <w:pPr>
+        <w:pStyle w:val="Heading2"/>
+        <w:rPr>
+          <w:sz w:val="22"/>
+          <w:szCs w:val="22"/>
+        </w:rPr>
+      </w:pPr>
+      <w:proofErr w:type="spellStart"/>
+      <w:proofErr w:type="gramStart"/>
+      <w:r>
+        <w:rPr>
+          <w:sz w:val="22"/>
+          <w:szCs w:val="22"/>
+        </w:rPr>
+        <w:t>HumidityCheckForThresholds</w:t>
+      </w:r>
+      <w:proofErr w:type="spellEnd"/>
+      <w:r>
+        <w:rPr>
+          <w:sz w:val="22"/>
+          <w:szCs w:val="22"/>
+        </w:rPr>
+        <w:t>(</w:t>
+      </w:r>
+      <w:proofErr w:type="gramEnd"/>
+      <w:r>
+        <w:rPr>
+          <w:sz w:val="22"/>
+          <w:szCs w:val="22"/>
+        </w:rPr>
+        <w:t>)</w:t>
+      </w:r>
+    </w:p>
+    <w:p>
+      <w:pPr>
+        <w:pStyle w:val="ListParagraph"/>
+        <w:widowControl w:val="0"/>
+        <w:numPr>
+          <w:ilvl w:val="0"/>
+          <w:numId w:val="24"/>
+        </w:numPr>
+        <w:pBdr>
+          <w:top w:val="nil"/>
+          <w:left w:val="nil"/>
+          <w:bottom w:val="nil"/>
+          <w:right w:val="nil"/>
+          <w:between w:val="nil"/>
+        </w:pBdr>
+        <w:spacing w:after="240"/>
+      </w:pPr>
+      <w:r>
+        <w:rPr>
+          <w:lang w:val="en-IN"/>
+        </w:rPr>
+        <w:t>Performs the logical comparison against HUM</w:t>
+      </w:r>
+      <w:r>
+        <w:rPr>
+          <w:lang w:val="en-IN"/>
+        </w:rPr>
+        <w:t>IDITY</w:t>
+      </w:r>
+      <w:r>
+        <w:rPr>
+          <w:lang w:val="en-IN"/>
+        </w:rPr>
+        <w:t>_THRESHOLD_MIN and HUM</w:t>
+      </w:r>
+      <w:r>
+        <w:rPr>
+          <w:lang w:val="en-IN"/>
+        </w:rPr>
+        <w:t>IDITY</w:t>
+      </w:r>
+      <w:r>
+        <w:rPr>
+          <w:lang w:val="en-IN"/>
+        </w:rPr>
+        <w:t>_THRESHOLD_MAX</w:t>
+      </w:r>
+      <w:r>
+        <w:rPr>
+          <w:lang w:val="en-IN"/>
+        </w:rPr>
+        <w:t>.</w:t>
+      </w:r>
+      <w:r>
+        <w:t xml:space="preserve"> </w:t>
+      </w:r>
+    </w:p>
+    <w:p>
+      <w:pPr>
+        <w:pStyle w:val="ListParagraph"/>
+        <w:widowControl w:val="0"/>
+        <w:numPr>
+          <w:ilvl w:val="0"/>
+          <w:numId w:val="24"/>
+        </w:numPr>
+        <w:pBdr>
+          <w:top w:val="nil"/>
+          <w:left w:val="nil"/>
+          <w:bottom w:val="nil"/>
+          <w:right w:val="nil"/>
+          <w:between w:val="nil"/>
+        </w:pBdr>
+        <w:spacing w:after="240"/>
+      </w:pPr>
+      <w:r>
+        <w:rPr>
+          <w:lang w:val="en-IN"/>
+        </w:rPr>
+        <w:t>Increments the alarm semaphore if values are out of bounds</w:t>
+      </w:r>
+      <w:r>
+        <w:rPr>
+          <w:lang w:val="en-IN"/>
+        </w:rPr>
+        <w:t>.</w:t>
+      </w:r>
+    </w:p>
+    <w:p>
+      <w:pPr>
+        <w:pStyle w:val="Heading2"/>
+        <w:rPr>
+          <w:sz w:val="22"/>
+          <w:szCs w:val="22"/>
+        </w:rPr>
+      </w:pPr>
+      <w:proofErr w:type="spellStart"/>
+      <w:proofErr w:type="gramStart"/>
+      <w:r>
+        <w:rPr>
+          <w:sz w:val="22"/>
+          <w:szCs w:val="22"/>
+        </w:rPr>
+        <w:t>AlarmThread</w:t>
+      </w:r>
+      <w:proofErr w:type="spellEnd"/>
+      <w:r>
+        <w:rPr>
+          <w:sz w:val="22"/>
+          <w:szCs w:val="22"/>
+        </w:rPr>
+        <w:t>(</w:t>
+      </w:r>
+      <w:proofErr w:type="gramEnd"/>
+      <w:r>
+        <w:rPr>
+          <w:sz w:val="22"/>
+          <w:szCs w:val="22"/>
+        </w:rPr>
+        <w:t>)</w:t>
+      </w:r>
+    </w:p>
+    <w:p>
+      <w:pPr>
+        <w:pStyle w:val="ListParagraph"/>
+        <w:widowControl w:val="0"/>
+        <w:numPr>
+          <w:ilvl w:val="0"/>
+          <w:numId w:val="24"/>
+        </w:numPr>
+        <w:pBdr>
+          <w:top w:val="nil"/>
+          <w:left w:val="nil"/>
+          <w:bottom w:val="nil"/>
+          <w:right w:val="nil"/>
+          <w:between w:val="nil"/>
+        </w:pBdr>
+        <w:spacing w:after="240"/>
+      </w:pPr>
+      <w:r>
+        <w:rPr>
+          <w:lang w:val="en-IN"/>
+        </w:rPr>
+        <w:t>Blocks while waiting for the semaphore increment from Hum</w:t>
+      </w:r>
+      <w:r>
+        <w:rPr>
+          <w:lang w:val="en-IN"/>
+        </w:rPr>
+        <w:t>idity</w:t>
+      </w:r>
+      <w:r>
+        <w:rPr>
+          <w:lang w:val="en-IN"/>
+        </w:rPr>
+        <w:t>CheckThread()</w:t>
+      </w:r>
+      <w:r>
+        <w:rPr>
+          <w:lang w:val="en-IN"/>
+        </w:rPr>
+        <w:t>.</w:t>
+      </w:r>
+      <w:r>
+        <w:t xml:space="preserve"> </w:t>
+      </w:r>
+    </w:p>
+    <w:p>
+      <w:pPr>
+        <w:pStyle w:val="ListParagraph"/>
+        <w:widowControl w:val="0"/>
+        <w:numPr>
+          <w:ilvl w:val="0"/>
+          <w:numId w:val="24"/>
+        </w:numPr>
+        <w:pBdr>
+          <w:top w:val="nil"/>
+          <w:left w:val="nil"/>
+          <w:bottom w:val="nil"/>
+          <w:right w:val="nil"/>
+          <w:between w:val="nil"/>
+        </w:pBdr>
+        <w:spacing w:after="240"/>
+      </w:pPr>
+      <w:r>
+        <w:rPr>
+          <w:lang w:val="en-IN"/>
+        </w:rPr>
+        <w:t>Prints the “</w:t>
+      </w:r>
+      <w:r>
+        <w:rPr>
+          <w:lang w:val="en-IN"/>
+        </w:rPr>
+        <w:t xml:space="preserve">Humidity </w:t>
+      </w:r>
+      <w:r>
+        <w:rPr>
+          <w:lang w:val="en-IN"/>
+        </w:rPr>
+        <w:t>Alarm Triggered” message upon activation</w:t>
+      </w:r>
+      <w:r>
+        <w:rPr>
+          <w:lang w:val="en-IN"/>
+        </w:rPr>
+        <w:t>.</w:t>
+      </w:r>
+    </w:p>
+    <w:p>
+      <w:pPr>
+        <w:pStyle w:val="Heading2"/>
+      </w:pPr>
+      <w:r>
+        <w:t>4. Data Structures &amp; Variables</w:t>
+      </w:r>
+    </w:p>
+    <w:p>
+      <w:pPr>
+        <w:pStyle w:val="Heading2"/>
+      </w:pPr>
+      <w:bookmarkStart w:id="1" w:name="_heading=h.gi2b1ulh8hek" w:colFirst="0" w:colLast="0"/>
+      <w:bookmarkEnd w:id="1"/>
+      <w:r>
+        <w:t>4.1 Variables</w:t>
+      </w:r>
+    </w:p>
+    <w:tbl>
+      <w:tblPr>
+        <w:tblStyle w:val="GridTable1Light-Accent1"/>
+        <w:tblW w:w="10314" w:type="dxa"/>
+        <w:tblLook w:val="04A0" w:firstRow="1" w:lastRow="0" w:firstColumn="1" w:lastColumn="0" w:noHBand="0" w:noVBand="1"/>
+      </w:tblPr>
+      <w:tblGrid>
+        <w:gridCol w:w="1760"/>
+        <w:gridCol w:w="1113"/>
+        <w:gridCol w:w="1913"/>
+        <w:gridCol w:w="2437"/>
+        <w:gridCol w:w="3091"/>
+      </w:tblGrid>
+      <w:tr>
+        <w:trPr>
+          <w:cnfStyle w:val="100000000000" w:firstRow="1" w:lastRow="0" w:firstColumn="0" w:lastColumn="0" w:oddVBand="0" w:evenVBand="0" w:oddHBand="0" w:evenHBand="0" w:firstRowFirstColumn="0" w:firstRowLastColumn="0" w:lastRowFirstColumn="0" w:lastRowLastColumn="0"/>
+        </w:trPr>
+        <w:tc>
+          <w:tcPr>
+            <w:cnfStyle w:val="001000000000" w:firstRow="0" w:lastRow="0" w:firstColumn="1" w:lastColumn="0" w:oddVBand="0" w:evenVBand="0" w:oddHBand="0" w:evenHBand="0" w:firstRowFirstColumn="0" w:firstRowLastColumn="0" w:lastRowFirstColumn="0" w:lastRowLastColumn="0"/>
+            <w:tcW w:w="1760" w:type="dxa"/>
+          </w:tcPr>
+          <w:p>
+            <w:r>
+              <w:t>Variable Name</w:t>
+            </w:r>
+          </w:p>
+        </w:tc>
+        <w:tc>
+          <w:tcPr>
+            <w:tcW w:w="1113" w:type="dxa"/>
+          </w:tcPr>
+          <w:p>
+            <w:pPr>
+              <w:cnfStyle w:val="100000000000" w:firstRow="1" w:lastRow="0" w:firstColumn="0" w:lastColumn="0" w:oddVBand="0" w:evenVBand="0" w:oddHBand="0" w:evenHBand="0" w:firstRowFirstColumn="0" w:firstRowLastColumn="0" w:lastRowFirstColumn="0" w:lastRowLastColumn="0"/>
+            </w:pPr>
+            <w:r>
+              <w:t>Datatype</w:t>
+            </w:r>
+          </w:p>
+        </w:tc>
+        <w:tc>
+          <w:tcPr>
+            <w:tcW w:w="1913" w:type="dxa"/>
+          </w:tcPr>
+          <w:p>
+            <w:pPr>
+              <w:cnfStyle w:val="100000000000" w:firstRow="1" w:lastRow="0" w:firstColumn="0" w:lastColumn="0" w:oddVBand="0" w:evenVBand="0" w:oddHBand="0" w:evenHBand="0" w:firstRowFirstColumn="0" w:firstRowLastColumn="0" w:lastRowFirstColumn="0" w:lastRowLastColumn="0"/>
+            </w:pPr>
+            <w:r>
+              <w:t>Static/global/local</w:t>
+            </w:r>
+          </w:p>
+        </w:tc>
+        <w:tc>
+          <w:tcPr>
+            <w:tcW w:w="2437" w:type="dxa"/>
+          </w:tcPr>
+          <w:p>
+            <w:pPr>
+              <w:cnfStyle w:val="100000000000" w:firstRow="1" w:lastRow="0" w:firstColumn="0" w:lastColumn="0" w:oddVBand="0" w:evenVBand="0" w:oddHBand="0" w:evenHBand="0" w:firstRowFirstColumn="0" w:firstRowLastColumn="0" w:lastRowFirstColumn="0" w:lastRowLastColumn="0"/>
+            </w:pPr>
+            <w:r>
+              <w:t>Function</w:t>
+            </w:r>
+          </w:p>
+        </w:tc>
+        <w:tc>
+          <w:tcPr>
+            <w:tcW w:w="3091" w:type="dxa"/>
+          </w:tcPr>
+          <w:p>
+            <w:pPr>
+              <w:cnfStyle w:val="100000000000" w:firstRow="1" w:lastRow="0" w:firstColumn="0" w:lastColumn="0" w:oddVBand="0" w:evenVBand="0" w:oddHBand="0" w:evenHBand="0" w:firstRowFirstColumn="0" w:firstRowLastColumn="0" w:lastRowFirstColumn="0" w:lastRowLastColumn="0"/>
+            </w:pPr>
+            <w:r>
+              <w:t>File name</w:t>
+            </w:r>
+          </w:p>
+        </w:tc>
+      </w:tr>
+      <w:tr>
+        <w:tc>
+          <w:tcPr>
+            <w:cnfStyle w:val="001000000000" w:firstRow="0" w:lastRow="0" w:firstColumn="1" w:lastColumn="0" w:oddVBand="0" w:evenVBand="0" w:oddHBand="0" w:evenHBand="0" w:firstRowFirstColumn="0" w:firstRowLastColumn="0" w:lastRowFirstColumn="0" w:lastRowLastColumn="0"/>
+            <w:tcW w:w="1760" w:type="dxa"/>
+          </w:tcPr>
+          <w:p>
+            <w:pPr>
+              <w:rPr>
+                <w:b w:val="0"/>
+                <w:bCs w:val="0"/>
+              </w:rPr>
+            </w:pPr>
+            <w:proofErr w:type="spellStart"/>
+            <w:r>
+              <w:rPr>
+                <w:b w:val="0"/>
+                <w:bCs w:val="0"/>
+              </w:rPr>
+              <w:t>blRet</w:t>
+            </w:r>
+            <w:proofErr w:type="spellEnd"/>
+          </w:p>
+        </w:tc>
+        <w:tc>
+          <w:tcPr>
+            <w:tcW w:w="1113" w:type="dxa"/>
+          </w:tcPr>
+          <w:p>
+            <w:pPr>
+              <w:cnfStyle w:val="000000000000" w:firstRow="0" w:lastRow="0" w:firstColumn="0" w:lastColumn="0" w:oddVBand="0" w:evenVBand="0" w:oddHBand="0" w:evenHBand="0" w:firstRowFirstColumn="0" w:firstRowLastColumn="0" w:lastRowFirstColumn="0" w:lastRowLastColumn="0"/>
+            </w:pPr>
+            <w:r>
+              <w:t>bool</w:t>
+            </w:r>
+          </w:p>
+        </w:tc>
+        <w:tc>
+          <w:tcPr>
+            <w:tcW w:w="1913" w:type="dxa"/>
+          </w:tcPr>
+          <w:p>
+            <w:pPr>
+              <w:cnfStyle w:val="000000000000" w:firstRow="0" w:lastRow="0" w:firstColumn="0" w:lastColumn="0" w:oddVBand="0" w:evenVBand="0" w:oddHBand="0" w:evenHBand="0" w:firstRowFirstColumn="0" w:firstRowLastColumn="0" w:lastRowFirstColumn="0" w:lastRowLastColumn="0"/>
+            </w:pPr>
+            <w:r>
+              <w:t>local</w:t>
+            </w:r>
+          </w:p>
+        </w:tc>
+        <w:tc>
+          <w:tcPr>
+            <w:tcW w:w="2437" w:type="dxa"/>
+          </w:tcPr>
+          <w:p>
+            <w:pPr>
+              <w:cnfStyle w:val="000000000000" w:firstRow="0" w:lastRow="0" w:firstColumn="0" w:lastColumn="0" w:oddVBand="0" w:evenVBand="0" w:oddHBand="0" w:evenHBand="0" w:firstRowFirstColumn="0" w:firstRowLastColumn="0" w:lastRowFirstColumn="0" w:lastRowLastColumn="0"/>
+            </w:pPr>
+            <w:r>
+              <w:t>Return variable</w:t>
+            </w:r>
+          </w:p>
+        </w:tc>
+        <w:tc>
+          <w:tcPr>
+            <w:tcW w:w="3091" w:type="dxa"/>
+          </w:tcPr>
+          <w:p>
+            <w:pPr>
+              <w:cnfStyle w:val="000000000000" w:firstRow="0" w:lastRow="0" w:firstColumn="0" w:lastColumn="0" w:oddVBand="0" w:evenVBand="0" w:oddHBand="0" w:evenHBand="0" w:firstRowFirstColumn="0" w:firstRowLastColumn="0" w:lastRowFirstColumn="0" w:lastRowLastColumn="0"/>
+            </w:pPr>
+            <w:r>
+              <w:t>In all functions with bool as return type</w:t>
+            </w:r>
+          </w:p>
+        </w:tc>
+      </w:tr>
+      <w:tr>
+        <w:tc>
+          <w:tcPr>
+            <w:cnfStyle w:val="001000000000" w:firstRow="0" w:lastRow="0" w:firstColumn="1" w:lastColumn="0" w:oddVBand="0" w:evenVBand="0" w:oddHBand="0" w:evenHBand="0" w:firstRowFirstColumn="0" w:firstRowLastColumn="0" w:lastRowFirstColumn="0" w:lastRowLastColumn="0"/>
+            <w:tcW w:w="1760" w:type="dxa"/>
+          </w:tcPr>
+          <w:p>
+            <w:pPr>
+              <w:rPr>
+                <w:b w:val="0"/>
+                <w:bCs w:val="0"/>
+              </w:rPr>
+            </w:pPr>
+            <w:proofErr w:type="spellStart"/>
+            <w:r>
+              <w:rPr>
+                <w:b w:val="0"/>
+                <w:bCs w:val="0"/>
+              </w:rPr>
+              <w:t>ucHumidityValue</w:t>
+            </w:r>
+            <w:proofErr w:type="spellEnd"/>
+          </w:p>
+        </w:tc>
+        <w:tc>
+          <w:tcPr>
+            <w:tcW w:w="1113" w:type="dxa"/>
+          </w:tcPr>
+          <w:p>
+            <w:pPr>
+              <w:cnfStyle w:val="000000000000" w:firstRow="0" w:lastRow="0" w:firstColumn="0" w:lastColumn="0" w:oddVBand="0" w:evenVBand="0" w:oddHBand="0" w:evenHBand="0" w:firstRowFirstColumn="0" w:firstRowLastColumn="0" w:lastRowFirstColumn="0" w:lastRowLastColumn="0"/>
+            </w:pPr>
+            <w:r>
+              <w:t>uint8_t</w:t>
+            </w:r>
+          </w:p>
+        </w:tc>
+        <w:tc>
+          <w:tcPr>
+            <w:tcW w:w="1913" w:type="dxa"/>
+          </w:tcPr>
+          <w:p>
+            <w:pPr>
+              <w:cnfStyle w:val="000000000000" w:firstRow="0" w:lastRow="0" w:firstColumn="0" w:lastColumn="0" w:oddVBand="0" w:evenVBand="0" w:oddHBand="0" w:evenHBand="0" w:firstRowFirstColumn="0" w:firstRowLastColumn="0" w:lastRowFirstColumn="0" w:lastRowLastColumn="0"/>
+            </w:pPr>
+            <w:r>
+              <w:t>global</w:t>
+            </w:r>
+          </w:p>
+        </w:tc>
+        <w:tc>
+          <w:tcPr>
+            <w:tcW w:w="2437" w:type="dxa"/>
+          </w:tcPr>
+          <w:p>
+            <w:pPr>
+              <w:cnfStyle w:val="000000000000" w:firstRow="0" w:lastRow="0" w:firstColumn="0" w:lastColumn="0" w:oddVBand="0" w:evenVBand="0" w:oddHBand="0" w:evenHBand="0" w:firstRowFirstColumn="0" w:firstRowLastColumn="0" w:lastRowFirstColumn="0" w:lastRowLastColumn="0"/>
+            </w:pPr>
+            <w:r>
+              <w:t>To read the Humidity Value</w:t>
+            </w:r>
+          </w:p>
+        </w:tc>
+        <w:tc>
+          <w:tcPr>
+            <w:tcW w:w="3091" w:type="dxa"/>
+          </w:tcPr>
+          <w:p>
+            <w:pPr>
+              <w:cnfStyle w:val="000000000000" w:firstRow="0" w:lastRow="0" w:firstColumn="0" w:lastColumn="0" w:oddVBand="0" w:evenVBand="0" w:oddHBand="0" w:evenHBand="0" w:firstRowFirstColumn="0" w:firstRowLastColumn="0" w:lastRowFirstColumn="0" w:lastRowLastColumn="0"/>
+            </w:pPr>
+            <w:proofErr w:type="spellStart"/>
+            <w:r>
+              <w:t>HumidityRead.c</w:t>
+            </w:r>
+            <w:proofErr w:type="spellEnd"/>
+          </w:p>
+        </w:tc>
+      </w:tr>
+      <w:tr>
+        <w:tc>
+          <w:tcPr>
+            <w:cnfStyle w:val="001000000000" w:firstRow="0" w:lastRow="0" w:firstColumn="1" w:lastColumn="0" w:oddVBand="0" w:evenVBand="0" w:oddHBand="0" w:evenHBand="0" w:firstRowFirstColumn="0" w:firstRowLastColumn="0" w:lastRowFirstColumn="0" w:lastRowLastColumn="0"/>
+            <w:tcW w:w="1760" w:type="dxa"/>
+          </w:tcPr>
+          <w:p>
+            <w:pPr>
+              <w:rPr>
+                <w:b w:val="0"/>
+                <w:bCs w:val="0"/>
+              </w:rPr>
+            </w:pPr>
+            <w:proofErr w:type="spellStart"/>
+            <w:r>
+              <w:rPr>
+                <w:b w:val="0"/>
+                <w:bCs w:val="0"/>
+              </w:rPr>
+              <w:t>lAlarmFlag</w:t>
+            </w:r>
+            <w:proofErr w:type="spellEnd"/>
+          </w:p>
+        </w:tc>
+        <w:tc>
+          <w:tcPr>
+            <w:tcW w:w="1113" w:type="dxa"/>
+          </w:tcPr>
+          <w:p>
+            <w:pPr>
+              <w:cnfStyle w:val="000000000000" w:firstRow="0" w:lastRow="0" w:firstColumn="0" w:lastColumn="0" w:oddVBand="0" w:evenVBand="0" w:oddHBand="0" w:evenHBand="0" w:firstRowFirstColumn="0" w:firstRowLastColumn="0" w:lastRowFirstColumn="0" w:lastRowLastColumn="0"/>
+            </w:pPr>
+            <w:proofErr w:type="spellStart"/>
+            <w:r>
+              <w:t>sem_t</w:t>
+            </w:r>
+            <w:proofErr w:type="spellEnd"/>
+          </w:p>
+        </w:tc>
+        <w:tc>
+          <w:tcPr>
+            <w:tcW w:w="1913" w:type="dxa"/>
+          </w:tcPr>
+          <w:p>
+            <w:pPr>
+              <w:cnfStyle w:val="000000000000" w:firstRow="0" w:lastRow="0" w:firstColumn="0" w:lastColumn="0" w:oddVBand="0" w:evenVBand="0" w:oddHBand="0" w:evenHBand="0" w:firstRowFirstColumn="0" w:firstRowLastColumn="0" w:lastRowFirstColumn="0" w:lastRowLastColumn="0"/>
+            </w:pPr>
+            <w:r>
+              <w:t>local</w:t>
+            </w:r>
+          </w:p>
+        </w:tc>
+        <w:tc>
+          <w:tcPr>
+            <w:tcW w:w="2437" w:type="dxa"/>
+          </w:tcPr>
+          <w:p>
+            <w:pPr>
+              <w:cnfStyle w:val="000000000000" w:firstRow="0" w:lastRow="0" w:firstColumn="0" w:lastColumn="0" w:oddVBand="0" w:evenVBand="0" w:oddHBand="0" w:evenHBand="0" w:firstRowFirstColumn="0" w:firstRowLastColumn="0" w:lastRowFirstColumn="0" w:lastRowLastColumn="0"/>
+            </w:pPr>
+            <w:r>
+              <w:t>As binary Semaphore</w:t>
+            </w:r>
+          </w:p>
+        </w:tc>
+        <w:tc>
+          <w:tcPr>
+            <w:tcW w:w="3091" w:type="dxa"/>
+          </w:tcPr>
+          <w:p>
+            <w:pPr>
+              <w:cnfStyle w:val="000000000000" w:firstRow="0" w:lastRow="0" w:firstColumn="0" w:lastColumn="0" w:oddVBand="0" w:evenVBand="0" w:oddHBand="0" w:evenHBand="0" w:firstRowFirstColumn="0" w:firstRowLastColumn="0" w:lastRowFirstColumn="0" w:lastRowLastColumn="0"/>
+            </w:pPr>
+            <w:proofErr w:type="spellStart"/>
+            <w:r>
+              <w:t>Semaphore.c</w:t>
+            </w:r>
+            <w:proofErr w:type="spellEnd"/>
+          </w:p>
+        </w:tc>
+      </w:tr>
+    </w:tbl>
+    <w:p/>
+    <w:p>
+      <w:pPr>
+        <w:pStyle w:val="Heading2"/>
+      </w:pPr>
+      <w:r>
+        <w:lastRenderedPageBreak/>
+        <w:t>5. Error Handling</w:t>
+      </w:r>
+    </w:p>
+    <w:p>
+      <w:pPr>
+        <w:numPr>
+          <w:ilvl w:val="0"/>
+          <w:numId w:val="27"/>
+        </w:numPr>
+        <w:spacing w:after="0"/>
+        <w:jc w:val="both"/>
+      </w:pPr>
+      <w:r>
+        <w:t xml:space="preserve">Ensure humidity values fall within </w:t>
+      </w:r>
+      <w:r>
+        <w:rPr>
+          <w:i/>
+          <w:iCs/>
+        </w:rPr>
+        <w:t xml:space="preserve">HUMIDITY_THRESHOLD_MIN </w:t>
+      </w:r>
+      <w:r>
+        <w:t xml:space="preserve">and </w:t>
+      </w:r>
+      <w:r>
+        <w:rPr>
+          <w:i/>
+          <w:iCs/>
+        </w:rPr>
+        <w:t>HUMIDITY_THRESHOLD_MAX</w:t>
+      </w:r>
+      <w:r>
+        <w:t>).</w:t>
+      </w:r>
+    </w:p>
+    <w:p>
+      <w:pPr>
+        <w:numPr>
+          <w:ilvl w:val="0"/>
+          <w:numId w:val="27"/>
+        </w:numPr>
+        <w:spacing w:after="0"/>
+        <w:jc w:val="both"/>
+      </w:pPr>
+      <w:r>
+        <w:t>Verify pointer references are non</w:t>
+      </w:r>
+      <w:r>
+        <w:rPr>
+          <w:rFonts w:ascii="Cambria Math" w:hAnsi="Cambria Math" w:cs="Cambria Math"/>
+        </w:rPr>
+        <w:t>‑</w:t>
+      </w:r>
+      <w:r>
+        <w:t>NULL before dereferencing.</w:t>
+      </w:r>
+    </w:p>
+    <w:p>
+      <w:pPr>
+        <w:numPr>
+          <w:ilvl w:val="0"/>
+          <w:numId w:val="27"/>
+        </w:numPr>
+        <w:jc w:val="both"/>
+      </w:pPr>
+      <w:r>
+        <w:t>On invalid sensor read, retry operation up to</w:t>
+      </w:r>
+      <w:r>
+        <w:rPr>
+          <w:i/>
+          <w:iCs/>
+        </w:rPr>
+        <w:t xml:space="preserve"> RETRY_COUNT</w:t>
+      </w:r>
+      <w:r>
+        <w:t xml:space="preserve"> times.</w:t>
+      </w:r>
+    </w:p>
+    <w:p>
+      <w:pPr>
+        <w:pStyle w:val="Heading2"/>
+      </w:pPr>
+      <w:r>
+        <w:t>6. Timing and Performance</w:t>
+      </w:r>
+    </w:p>
+    <w:p>
+      <w:pPr>
+        <w:numPr>
+          <w:ilvl w:val="0"/>
+          <w:numId w:val="26"/>
+        </w:numPr>
+        <w:spacing w:after="0"/>
+        <w:jc w:val="both"/>
+      </w:pPr>
+      <w:r>
+        <w:t xml:space="preserve">In </w:t>
+      </w:r>
+      <w:proofErr w:type="spellStart"/>
+      <w:proofErr w:type="gramStart"/>
+      <w:r>
+        <w:t>HumidityReadThread</w:t>
+      </w:r>
+      <w:proofErr w:type="spellEnd"/>
+      <w:r>
+        <w:t>(</w:t>
+      </w:r>
+      <w:proofErr w:type="gramEnd"/>
+      <w:r>
+        <w:t xml:space="preserve">), Humidity sensor readings are done every </w:t>
+      </w:r>
+      <w:r>
+        <w:rPr>
+          <w:i/>
+          <w:iCs/>
+        </w:rPr>
+        <w:t>HUMIDITY_READ_FREQUENCY</w:t>
+      </w:r>
+    </w:p>
+    <w:p>
+      <w:pPr>
+        <w:numPr>
+          <w:ilvl w:val="0"/>
+          <w:numId w:val="26"/>
+        </w:numPr>
+        <w:jc w:val="both"/>
+      </w:pPr>
+      <w:r>
+        <w:t xml:space="preserve">Alarm duration is </w:t>
+      </w:r>
+      <w:r>
+        <w:rPr>
+          <w:i/>
+          <w:iCs/>
+        </w:rPr>
+        <w:t>ALARM_DURATION</w:t>
+      </w:r>
+    </w:p>
+    <w:p>
+      <w:pPr>
+        <w:pStyle w:val="Heading2"/>
+      </w:pPr>
+      <w:r>
+        <w:t>7. Test Points</w:t>
+      </w:r>
+    </w:p>
+    <w:p>
+      <w:pPr>
+        <w:jc w:val="both"/>
+      </w:pPr>
+      <w:r>
+        <w:t>Unit tests will cover all critical internal functions, including humidity generation, threshold detection, alarm triggering, and message queue operations, with emphasis on boundary conditions and error handling.</w:t>
+      </w:r>
+    </w:p>
+    <w:p>
+      <w:pPr>
+        <w:pStyle w:val="Heading2"/>
+      </w:pPr>
+      <w:r>
+        <w:t>8. Traceability</w:t>
+      </w:r>
+    </w:p>
+    <w:tbl>
+      <w:tblPr>
+        <w:tblStyle w:val="GridTable1Light-Accent1"/>
+        <w:tblW w:w="0" w:type="auto"/>
+        <w:tblLook w:val="04A0" w:firstRow="1" w:lastRow="0" w:firstColumn="1" w:lastColumn="0" w:noHBand="0" w:noVBand="1"/>
+      </w:tblPr>
+      <w:tblGrid>
+        <w:gridCol w:w="2952"/>
+        <w:gridCol w:w="2952"/>
+        <w:gridCol w:w="2952"/>
+      </w:tblGrid>
+      <w:tr>
+        <w:trPr>
+          <w:cnfStyle w:val="100000000000" w:firstRow="1" w:lastRow="0" w:firstColumn="0" w:lastColumn="0" w:oddVBand="0" w:evenVBand="0" w:oddHBand="0" w:evenHBand="0" w:firstRowFirstColumn="0" w:firstRowLastColumn="0" w:lastRowFirstColumn="0" w:lastRowLastColumn="0"/>
+        </w:trPr>
+        <w:tc>
+          <w:tcPr>
+            <w:cnfStyle w:val="001000000000" w:firstRow="0" w:lastRow="0" w:firstColumn="1" w:lastColumn="0" w:oddVBand="0" w:evenVBand="0" w:oddHBand="0" w:evenHBand="0" w:firstRowFirstColumn="0" w:firstRowLastColumn="0" w:lastRowFirstColumn="0" w:lastRowLastColumn="0"/>
+            <w:tcW w:w="2952" w:type="dxa"/>
+          </w:tcPr>
+          <w:p>
+            <w:r>
+              <w:t>HLD ID</w:t>
+            </w:r>
+          </w:p>
+        </w:tc>
+        <w:tc>
+          <w:tcPr>
+            <w:tcW w:w="2952" w:type="dxa"/>
+          </w:tcPr>
+          <w:p>
+            <w:pPr>
+              <w:cnfStyle w:val="100000000000" w:firstRow="1" w:lastRow="0" w:firstColumn="0" w:lastColumn="0" w:oddVBand="0" w:evenVBand="0" w:oddHBand="0" w:evenHBand="0" w:firstRowFirstColumn="0" w:firstRowLastColumn="0" w:lastRowFirstColumn="0" w:lastRowLastColumn="0"/>
+            </w:pPr>
+            <w:r>
+              <w:t>Function</w:t>
+            </w:r>
+          </w:p>
+        </w:tc>
+        <w:tc>
+          <w:tcPr>
+            <w:tcW w:w="2952" w:type="dxa"/>
+          </w:tcPr>
+          <w:p>
+            <w:pPr>
+              <w:cnfStyle w:val="100000000000" w:firstRow="1" w:lastRow="0" w:firstColumn="0" w:lastColumn="0" w:oddVBand="0" w:evenVBand="0" w:oddHBand="0" w:evenHBand="0" w:firstRowFirstColumn="0" w:firstRowLastColumn="0" w:lastRowFirstColumn="0" w:lastRowLastColumn="0"/>
+            </w:pPr>
+            <w:proofErr w:type="spellStart"/>
+            <w:r>
+              <w:t>FIle</w:t>
+            </w:r>
+            <w:proofErr w:type="spellEnd"/>
+          </w:p>
+        </w:tc>
+      </w:tr>
+      <w:tr>
+        <w:tc>
+          <w:tcPr>
+            <w:cnfStyle w:val="001000000000" w:firstRow="0" w:lastRow="0" w:firstColumn="1" w:lastColumn="0" w:oddVBand="0" w:evenVBand="0" w:oddHBand="0" w:evenHBand="0" w:firstRowFirstColumn="0" w:firstRowLastColumn="0" w:lastRowFirstColumn="0" w:lastRowLastColumn="0"/>
+            <w:tcW w:w="2952" w:type="dxa"/>
+          </w:tcPr>
+          <w:p>
+            <w:r>
+              <w:t>3.1</w:t>
+            </w:r>
+          </w:p>
+        </w:tc>
+        <w:tc>
+          <w:tcPr>
+            <w:tcW w:w="2952" w:type="dxa"/>
+          </w:tcPr>
+          <w:p>
+            <w:pPr>
+              <w:cnfStyle w:val="000000000000" w:firstRow="0" w:lastRow="0" w:firstColumn="0" w:lastColumn="0" w:oddVBand="0" w:evenVBand="0" w:oddHBand="0" w:evenHBand="0" w:firstRowFirstColumn="0" w:firstRowLastColumn="0" w:lastRowFirstColumn="0" w:lastRowLastColumn="0"/>
+            </w:pPr>
+            <w:proofErr w:type="spellStart"/>
+            <w:proofErr w:type="gramStart"/>
+            <w:r>
+              <w:t>HumidityReadThread</w:t>
+            </w:r>
+            <w:proofErr w:type="spellEnd"/>
+            <w:r>
+              <w:t>(</w:t>
+            </w:r>
+            <w:proofErr w:type="gramEnd"/>
+            <w:r>
+              <w:t>)</w:t>
+            </w:r>
+          </w:p>
+        </w:tc>
+        <w:tc>
+          <w:tcPr>
+            <w:tcW w:w="2952" w:type="dxa"/>
+          </w:tcPr>
+          <w:p>
+            <w:pPr>
+              <w:cnfStyle w:val="000000000000" w:firstRow="0" w:lastRow="0" w:firstColumn="0" w:lastColumn="0" w:oddVBand="0" w:evenVBand="0" w:oddHBand="0" w:evenHBand="0" w:firstRowFirstColumn="0" w:firstRowLastColumn="0" w:lastRowFirstColumn="0" w:lastRowLastColumn="0"/>
+            </w:pPr>
+            <w:proofErr w:type="spellStart"/>
+            <w:r>
+              <w:t>humidityRead.c</w:t>
+            </w:r>
+            <w:proofErr w:type="spellEnd"/>
+          </w:p>
+        </w:tc>
+      </w:tr>
+      <w:tr>
+        <w:tc>
+          <w:tcPr>
+            <w:cnfStyle w:val="001000000000" w:firstRow="0" w:lastRow="0" w:firstColumn="1" w:lastColumn="0" w:oddVBand="0" w:evenVBand="0" w:oddHBand="0" w:evenHBand="0" w:firstRowFirstColumn="0" w:firstRowLastColumn="0" w:lastRowFirstColumn="0" w:lastRowLastColumn="0"/>
+            <w:tcW w:w="2952" w:type="dxa"/>
+          </w:tcPr>
+          <w:p>
+            <w:r>
+              <w:t>3.2</w:t>
+            </w:r>
+          </w:p>
+        </w:tc>
+        <w:tc>
+          <w:tcPr>
+            <w:tcW w:w="2952" w:type="dxa"/>
+          </w:tcPr>
+          <w:p>
+            <w:pPr>
+              <w:cnfStyle w:val="000000000000" w:firstRow="0" w:lastRow="0" w:firstColumn="0" w:lastColumn="0" w:oddVBand="0" w:evenVBand="0" w:oddHBand="0" w:evenHBand="0" w:firstRowFirstColumn="0" w:firstRowLastColumn="0" w:lastRowFirstColumn="0" w:lastRowLastColumn="0"/>
+            </w:pPr>
+            <w:proofErr w:type="gramStart"/>
+            <w:r>
+              <w:t>HumidityCheckThread(</w:t>
+            </w:r>
+            <w:proofErr w:type="gramEnd"/>
+            <w:r>
+              <w:t>)</w:t>
+            </w:r>
+          </w:p>
+        </w:tc>
+        <w:tc>
+          <w:tcPr>
+            <w:tcW w:w="2952" w:type="dxa"/>
+          </w:tcPr>
+          <w:p>
+            <w:pPr>
+              <w:cnfStyle w:val="000000000000" w:firstRow="0" w:lastRow="0" w:firstColumn="0" w:lastColumn="0" w:oddVBand="0" w:evenVBand="0" w:oddHBand="0" w:evenHBand="0" w:firstRowFirstColumn="0" w:firstRowLastColumn="0" w:lastRowFirstColumn="0" w:lastRowLastColumn="0"/>
+            </w:pPr>
+            <w:proofErr w:type="spellStart"/>
+            <w:r>
+              <w:t>humidityCheck.c</w:t>
+            </w:r>
+            <w:proofErr w:type="spellEnd"/>
+          </w:p>
+        </w:tc>
+      </w:tr>
+      <w:tr>
+        <w:tc>
+          <w:tcPr>
+            <w:cnfStyle w:val="001000000000" w:firstRow="0" w:lastRow="0" w:firstColumn="1" w:lastColumn="0" w:oddVBand="0" w:evenVBand="0" w:oddHBand="0" w:evenHBand="0" w:firstRowFirstColumn="0" w:firstRowLastColumn="0" w:lastRowFirstColumn="0" w:lastRowLastColumn="0"/>
+            <w:tcW w:w="2952" w:type="dxa"/>
+          </w:tcPr>
+          <w:p>
+            <w:r>
+              <w:t>3.3</w:t>
+            </w:r>
+          </w:p>
+        </w:tc>
+        <w:tc>
+          <w:tcPr>
+            <w:tcW w:w="2952" w:type="dxa"/>
+          </w:tcPr>
+          <w:p>
+            <w:pPr>
+              <w:cnfStyle w:val="000000000000" w:firstRow="0" w:lastRow="0" w:firstColumn="0" w:lastColumn="0" w:oddVBand="0" w:evenVBand="0" w:oddHBand="0" w:evenHBand="0" w:firstRowFirstColumn="0" w:firstRowLastColumn="0" w:lastRowFirstColumn="0" w:lastRowLastColumn="0"/>
+            </w:pPr>
+            <w:proofErr w:type="spellStart"/>
+            <w:proofErr w:type="gramStart"/>
+            <w:r>
+              <w:t>AlarmThread</w:t>
+            </w:r>
+            <w:proofErr w:type="spellEnd"/>
+            <w:r>
+              <w:t>(</w:t>
+            </w:r>
+            <w:proofErr w:type="gramEnd"/>
+            <w:r>
+              <w:t>)</w:t>
+            </w:r>
+          </w:p>
+        </w:tc>
+        <w:tc>
+          <w:tcPr>
+            <w:tcW w:w="2952" w:type="dxa"/>
+          </w:tcPr>
+          <w:p>
+            <w:pPr>
+              <w:cnfStyle w:val="000000000000" w:firstRow="0" w:lastRow="0" w:firstColumn="0" w:lastColumn="0" w:oddVBand="0" w:evenVBand="0" w:oddHBand="0" w:evenHBand="0" w:firstRowFirstColumn="0" w:firstRowLastColumn="0" w:lastRowFirstColumn="0" w:lastRowLastColumn="0"/>
+            </w:pPr>
+            <w:proofErr w:type="spellStart"/>
+            <w:r>
+              <w:t>alarm.c</w:t>
+            </w:r>
+            <w:proofErr w:type="spellEnd"/>
+          </w:p>
+        </w:tc>
+      </w:tr>
+    </w:tbl>
+    <w:p>
+      <w:pPr>
+        <w:jc w:val="both"/>
+      </w:pPr>
+    </w:p>
+    <w:p>
+      <w:pPr>
+        <w:jc w:val="both"/>
+      </w:pPr>
+    </w:p>
+    <w:p>
+      <w:pPr>
+        <w:jc w:val="both"/>
+      </w:pPr>
+    </w:p>
+    <w:p>
+      <w:pPr>
+        <w:widowControl w:val="0"/>
+        <w:pBdr>
+          <w:top w:val="nil"/>
+          <w:left w:val="nil"/>
+          <w:bottom w:val="nil"/>
+          <w:right w:val="nil"/>
+          <w:between w:val="nil"/>
+        </w:pBdr>
+        <w:spacing w:after="240"/>
+      </w:pPr>
+    </w:p>
+    <w:p>
+      <w:pPr>
+        <w:ind w:left="720"/>
+        <w:rPr>
+          <w:lang w:val="en-IN"/>
+        </w:rPr>
+      </w:pPr>
+    </w:p>
+    <w:p>
+      <w:pPr>
+        <w:ind w:left="720"/>
+      </w:pPr>
+    </w:p>
+    <w:p/>
+    <w:p/>
+    <w:p/>
     <w:sectPr>
       <w:pgSz w:w="12240" w:h="15840"/>
       <w:pgMar w:top="1440" w:right="1800" w:bottom="1440" w:left="1800" w:header="720" w:footer="720" w:gutter="0"/>
@@ -1522,6 +3612,119 @@
     </w:lvl>
   </w:abstractNum>
   <w:abstractNum w:abstractNumId="11" w15:restartNumberingAfterBreak="0">
+    <w:nsid w:val="166D778C"/>
+    <w:multiLevelType w:val="multilevel"/>
+    <w:tmpl w:val="3476F8A8"/>
+    <w:lvl w:ilvl="0">
+      <w:start w:val="1"/>
+      <w:numFmt w:val="bullet"/>
+      <w:lvlText w:val="●"/>
+      <w:lvlJc w:val="left"/>
+      <w:pPr>
+        <w:ind w:left="720" w:hanging="360"/>
+      </w:pPr>
+      <w:rPr>
+        <w:u w:val="none"/>
+      </w:rPr>
+    </w:lvl>
+    <w:lvl w:ilvl="1">
+      <w:start w:val="1"/>
+      <w:numFmt w:val="bullet"/>
+      <w:lvlText w:val="○"/>
+      <w:lvlJc w:val="left"/>
+      <w:pPr>
+        <w:ind w:left="1440" w:hanging="360"/>
+      </w:pPr>
+      <w:rPr>
+        <w:u w:val="none"/>
+      </w:rPr>
+    </w:lvl>
+    <w:lvl w:ilvl="2">
+      <w:start w:val="1"/>
+      <w:numFmt w:val="bullet"/>
+      <w:lvlText w:val="■"/>
+      <w:lvlJc w:val="left"/>
+      <w:pPr>
+        <w:ind w:left="2160" w:hanging="360"/>
+      </w:pPr>
+      <w:rPr>
+        <w:u w:val="none"/>
+      </w:rPr>
+    </w:lvl>
+    <w:lvl w:ilvl="3">
+      <w:start w:val="1"/>
+      <w:numFmt w:val="bullet"/>
+      <w:lvlText w:val="●"/>
+      <w:lvlJc w:val="left"/>
+      <w:pPr>
+        <w:ind w:left="2880" w:hanging="360"/>
+      </w:pPr>
+      <w:rPr>
+        <w:u w:val="none"/>
+      </w:rPr>
+    </w:lvl>
+    <w:lvl w:ilvl="4">
+      <w:start w:val="1"/>
+      <w:numFmt w:val="bullet"/>
+      <w:lvlText w:val="○"/>
+      <w:lvlJc w:val="left"/>
+      <w:pPr>
+        <w:ind w:left="3600" w:hanging="360"/>
+      </w:pPr>
+      <w:rPr>
+        <w:u w:val="none"/>
+      </w:rPr>
+    </w:lvl>
+    <w:lvl w:ilvl="5">
+      <w:start w:val="1"/>
+      <w:numFmt w:val="bullet"/>
+      <w:lvlText w:val="■"/>
+      <w:lvlJc w:val="left"/>
+      <w:pPr>
+        <w:ind w:left="4320" w:hanging="360"/>
+      </w:pPr>
+      <w:rPr>
+        <w:u w:val="none"/>
+      </w:rPr>
+    </w:lvl>
+    <w:lvl w:ilvl="6">
+      <w:start w:val="1"/>
+      <w:numFmt w:val="bullet"/>
+      <w:lvlText w:val="●"/>
+      <w:lvlJc w:val="left"/>
+      <w:pPr>
+        <w:ind w:left="5040" w:hanging="360"/>
+      </w:pPr>
+      <w:rPr>
+        <w:u w:val="none"/>
+      </w:rPr>
+    </w:lvl>
+    <w:lvl w:ilvl="7">
+      <w:start w:val="1"/>
+      <w:numFmt w:val="bullet"/>
+      <w:lvlText w:val="○"/>
+      <w:lvlJc w:val="left"/>
+      <w:pPr>
+        <w:ind w:left="5760" w:hanging="360"/>
+      </w:pPr>
+      <w:rPr>
+        <w:u w:val="none"/>
+      </w:rPr>
+    </w:lvl>
+    <w:lvl w:ilvl="8">
+      <w:start w:val="1"/>
+      <w:numFmt w:val="bullet"/>
+      <w:lvlText w:val="■"/>
+      <w:lvlJc w:val="left"/>
+      <w:pPr>
+        <w:ind w:left="6480" w:hanging="360"/>
+      </w:pPr>
+      <w:rPr>
+        <w:u w:val="none"/>
+      </w:rPr>
+    </w:lvl>
+  </w:abstractNum>
+  <w:abstractNum w:abstractNumId="12" w15:restartNumberingAfterBreak="0">
     <w:nsid w:val="1F967870"/>
     <w:multiLevelType w:val="hybridMultilevel"/>
     <w:tmpl w:val="6866AC7A"/>
@@ -1634,7 +3837,7 @@
       </w:rPr>
     </w:lvl>
   </w:abstractNum>
-  <w:abstractNum w:abstractNumId="12" w15:restartNumberingAfterBreak="0">
+  <w:abstractNum w:abstractNumId="13" w15:restartNumberingAfterBreak="0">
     <w:nsid w:val="245631DE"/>
     <w:multiLevelType w:val="multilevel"/>
     <w:tmpl w:val="A614F9B6"/>
@@ -1783,7 +3986,7 @@
       </w:rPr>
     </w:lvl>
   </w:abstractNum>
-  <w:abstractNum w:abstractNumId="13" w15:restartNumberingAfterBreak="0">
+  <w:abstractNum w:abstractNumId="14" w15:restartNumberingAfterBreak="0">
     <w:nsid w:val="34C64F94"/>
     <w:multiLevelType w:val="hybridMultilevel"/>
     <w:tmpl w:val="4D02BC6E"/>
@@ -1896,7 +4099,121 @@
       </w:rPr>
     </w:lvl>
   </w:abstractNum>
-  <w:abstractNum w:abstractNumId="14" w15:restartNumberingAfterBreak="0">
+  <w:abstractNum w:abstractNumId="15" w15:restartNumberingAfterBreak="0">
+    <w:nsid w:val="393F5619"/>
+    <w:multiLevelType w:val="multilevel"/>
+    <w:tmpl w:val="4A5C2038"/>
+    <w:lvl w:ilvl="0">
+      <w:start w:val="1"/>
+      <w:numFmt w:val="bullet"/>
+      <w:lvlText w:val=""/>
+      <w:lvlJc w:val="left"/>
+      <w:pPr>
+        <w:ind w:left="360" w:hanging="360"/>
+      </w:pPr>
+      <w:rPr>
+        <w:rFonts w:ascii="Symbol" w:hAnsi="Symbol" w:hint="default"/>
+        <w:u w:val="none"/>
+      </w:rPr>
+    </w:lvl>
+    <w:lvl w:ilvl="1">
+      <w:start w:val="1"/>
+      <w:numFmt w:val="bullet"/>
+      <w:lvlText w:val="-"/>
+      <w:lvlJc w:val="left"/>
+      <w:pPr>
+        <w:ind w:left="1080" w:hanging="360"/>
+      </w:pPr>
+      <w:rPr>
+        <w:u w:val="none"/>
+      </w:rPr>
+    </w:lvl>
+    <w:lvl w:ilvl="2">
+      <w:start w:val="1"/>
+      <w:numFmt w:val="bullet"/>
+      <w:lvlText w:val="-"/>
+      <w:lvlJc w:val="left"/>
+      <w:pPr>
+        <w:ind w:left="1800" w:hanging="360"/>
+      </w:pPr>
+      <w:rPr>
+        <w:u w:val="none"/>
+      </w:rPr>
+    </w:lvl>
+    <w:lvl w:ilvl="3">
+      <w:start w:val="1"/>
+      <w:numFmt w:val="bullet"/>
+      <w:lvlText w:val="-"/>
+      <w:lvlJc w:val="left"/>
+      <w:pPr>
+        <w:ind w:left="2520" w:hanging="360"/>
+      </w:pPr>
+      <w:rPr>
+        <w:u w:val="none"/>
+      </w:rPr>
+    </w:lvl>
+    <w:lvl w:ilvl="4">
+      <w:start w:val="1"/>
+      <w:numFmt w:val="bullet"/>
+      <w:lvlText w:val="-"/>
+      <w:lvlJc w:val="left"/>
+      <w:pPr>
+        <w:ind w:left="3240" w:hanging="360"/>
+      </w:pPr>
+      <w:rPr>
+        <w:u w:val="none"/>
+      </w:rPr>
+    </w:lvl>
+    <w:lvl w:ilvl="5">
+      <w:start w:val="1"/>
+      <w:numFmt w:val="bullet"/>
+      <w:lvlText w:val="-"/>
+      <w:lvlJc w:val="left"/>
+      <w:pPr>
+        <w:ind w:left="3960" w:hanging="360"/>
+      </w:pPr>
+      <w:rPr>
+        <w:u w:val="none"/>
+      </w:rPr>
+    </w:lvl>
+    <w:lvl w:ilvl="6">
+      <w:start w:val="1"/>
+      <w:numFmt w:val="bullet"/>
+      <w:lvlText w:val="-"/>
+      <w:lvlJc w:val="left"/>
+      <w:pPr>
+        <w:ind w:left="4680" w:hanging="360"/>
+      </w:pPr>
+      <w:rPr>
+        <w:u w:val="none"/>
+      </w:rPr>
+    </w:lvl>
+    <w:lvl w:ilvl="7">
+      <w:start w:val="1"/>
+      <w:numFmt w:val="bullet"/>
+      <w:lvlText w:val="-"/>
+      <w:lvlJc w:val="left"/>
+      <w:pPr>
+        <w:ind w:left="5400" w:hanging="360"/>
+      </w:pPr>
+      <w:rPr>
+        <w:u w:val="none"/>
+      </w:rPr>
+    </w:lvl>
+    <w:lvl w:ilvl="8">
+      <w:start w:val="1"/>
+      <w:numFmt w:val="bullet"/>
+      <w:lvlText w:val="-"/>
+      <w:lvlJc w:val="left"/>
+      <w:pPr>
+        <w:ind w:left="6120" w:hanging="360"/>
+      </w:pPr>
+      <w:rPr>
+        <w:u w:val="none"/>
+      </w:rPr>
+    </w:lvl>
+  </w:abstractNum>
+  <w:abstractNum w:abstractNumId="16" w15:restartNumberingAfterBreak="0">
     <w:nsid w:val="3B0C7732"/>
     <w:multiLevelType w:val="hybridMultilevel"/>
     <w:tmpl w:val="0A723A8E"/>
@@ -2009,7 +4326,120 @@
       </w:rPr>
     </w:lvl>
   </w:abstractNum>
-  <w:abstractNum w:abstractNumId="15" w15:restartNumberingAfterBreak="0">
+  <w:abstractNum w:abstractNumId="17" w15:restartNumberingAfterBreak="0">
+    <w:nsid w:val="3D470252"/>
+    <w:multiLevelType w:val="multilevel"/>
+    <w:tmpl w:val="4B9C05F8"/>
+    <w:lvl w:ilvl="0">
+      <w:start w:val="1"/>
+      <w:numFmt w:val="bullet"/>
+      <w:lvlText w:val="●"/>
+      <w:lvlJc w:val="left"/>
+      <w:pPr>
+        <w:ind w:left="720" w:hanging="360"/>
+      </w:pPr>
+      <w:rPr>
+        <w:u w:val="none"/>
+      </w:rPr>
+    </w:lvl>
+    <w:lvl w:ilvl="1">
+      <w:start w:val="1"/>
+      <w:numFmt w:val="bullet"/>
+      <w:lvlText w:val="○"/>
+      <w:lvlJc w:val="left"/>
+      <w:pPr>
+        <w:ind w:left="1440" w:hanging="360"/>
+      </w:pPr>
+      <w:rPr>
+        <w:u w:val="none"/>
+      </w:rPr>
+    </w:lvl>
+    <w:lvl w:ilvl="2">
+      <w:start w:val="1"/>
+      <w:numFmt w:val="bullet"/>
+      <w:lvlText w:val="■"/>
+      <w:lvlJc w:val="left"/>
+      <w:pPr>
+        <w:ind w:left="2160" w:hanging="360"/>
+      </w:pPr>
+      <w:rPr>
+        <w:u w:val="none"/>
+      </w:rPr>
+    </w:lvl>
+    <w:lvl w:ilvl="3">
+      <w:start w:val="1"/>
+      <w:numFmt w:val="bullet"/>
+      <w:lvlText w:val="●"/>
+      <w:lvlJc w:val="left"/>
+      <w:pPr>
+        <w:ind w:left="2880" w:hanging="360"/>
+      </w:pPr>
+      <w:rPr>
+        <w:u w:val="none"/>
+      </w:rPr>
+    </w:lvl>
+    <w:lvl w:ilvl="4">
+      <w:start w:val="1"/>
+      <w:numFmt w:val="bullet"/>
+      <w:lvlText w:val="○"/>
+      <w:lvlJc w:val="left"/>
+      <w:pPr>
+        <w:ind w:left="3600" w:hanging="360"/>
+      </w:pPr>
+      <w:rPr>
+        <w:u w:val="none"/>
+      </w:rPr>
+    </w:lvl>
+    <w:lvl w:ilvl="5">
+      <w:start w:val="1"/>
+      <w:numFmt w:val="bullet"/>
+      <w:lvlText w:val="■"/>
+      <w:lvlJc w:val="left"/>
+      <w:pPr>
+        <w:ind w:left="4320" w:hanging="360"/>
+      </w:pPr>
+      <w:rPr>
+        <w:u w:val="none"/>
+      </w:rPr>
+    </w:lvl>
+    <w:lvl w:ilvl="6">
+      <w:start w:val="1"/>
+      <w:numFmt w:val="bullet"/>
+      <w:lvlText w:val="●"/>
+      <w:lvlJc w:val="left"/>
+      <w:pPr>
+        <w:ind w:left="5040" w:hanging="360"/>
+      </w:pPr>
+      <w:rPr>
+        <w:u w:val="none"/>
+      </w:rPr>
+    </w:lvl>
+    <w:lvl w:ilvl="7">
+      <w:start w:val="1"/>
+      <w:numFmt w:val="bullet"/>
+      <w:lvlText w:val="○"/>
+      <w:lvlJc w:val="left"/>
+      <w:pPr>
+        <w:ind w:left="5760" w:hanging="360"/>
+      </w:pPr>
+      <w:rPr>
+        <w:u w:val="none"/>
+      </w:rPr>
+    </w:lvl>
+    <w:lvl w:ilvl="8">
+      <w:start w:val="1"/>
+      <w:numFmt w:val="bullet"/>
+      <w:lvlText w:val="■"/>
+      <w:lvlJc w:val="left"/>
+      <w:pPr>
+        <w:ind w:left="6480" w:hanging="360"/>
+      </w:pPr>
+      <w:rPr>
+        <w:u w:val="none"/>
+      </w:rPr>
+    </w:lvl>
+  </w:abstractNum>
+  <w:abstractNum w:abstractNumId="18" w15:restartNumberingAfterBreak="0">
     <w:nsid w:val="447D3080"/>
     <w:multiLevelType w:val="hybridMultilevel"/>
     <w:tmpl w:val="C4045DB6"/>
@@ -2122,7 +4552,7 @@
       </w:rPr>
     </w:lvl>
   </w:abstractNum>
-  <w:abstractNum w:abstractNumId="16" w15:restartNumberingAfterBreak="0">
+  <w:abstractNum w:abstractNumId="19" w15:restartNumberingAfterBreak="0">
     <w:nsid w:val="4931233B"/>
     <w:multiLevelType w:val="multilevel"/>
     <w:tmpl w:val="8A16095A"/>
@@ -2271,7 +4701,7 @@
       </w:rPr>
     </w:lvl>
   </w:abstractNum>
-  <w:abstractNum w:abstractNumId="17" w15:restartNumberingAfterBreak="0">
+  <w:abstractNum w:abstractNumId="20" w15:restartNumberingAfterBreak="0">
     <w:nsid w:val="49E81CF0"/>
     <w:multiLevelType w:val="hybridMultilevel"/>
     <w:tmpl w:val="CE24EE08"/>
@@ -2384,7 +4814,7 @@
       </w:rPr>
     </w:lvl>
   </w:abstractNum>
-  <w:abstractNum w:abstractNumId="18" w15:restartNumberingAfterBreak="0">
+  <w:abstractNum w:abstractNumId="21" w15:restartNumberingAfterBreak="0">
     <w:nsid w:val="4B5A0CBB"/>
     <w:multiLevelType w:val="multilevel"/>
     <w:tmpl w:val="41385494"/>
@@ -2533,7 +4963,7 @@
       </w:rPr>
     </w:lvl>
   </w:abstractNum>
-  <w:abstractNum w:abstractNumId="19" w15:restartNumberingAfterBreak="0">
+  <w:abstractNum w:abstractNumId="22" w15:restartNumberingAfterBreak="0">
     <w:nsid w:val="4BD97B27"/>
     <w:multiLevelType w:val="hybridMultilevel"/>
     <w:tmpl w:val="D6C83328"/>
@@ -2646,7 +5076,7 @@
       </w:rPr>
     </w:lvl>
   </w:abstractNum>
-  <w:abstractNum w:abstractNumId="20" w15:restartNumberingAfterBreak="0">
+  <w:abstractNum w:abstractNumId="23" w15:restartNumberingAfterBreak="0">
     <w:nsid w:val="5BD246CA"/>
     <w:multiLevelType w:val="hybridMultilevel"/>
     <w:tmpl w:val="FD0EC32C"/>
@@ -2759,7 +5189,7 @@
       </w:rPr>
     </w:lvl>
   </w:abstractNum>
-  <w:abstractNum w:abstractNumId="21" w15:restartNumberingAfterBreak="0">
+  <w:abstractNum w:abstractNumId="24" w15:restartNumberingAfterBreak="0">
     <w:nsid w:val="5D317A19"/>
     <w:multiLevelType w:val="hybridMultilevel"/>
     <w:tmpl w:val="B7EE9336"/>
@@ -2872,7 +5302,120 @@
       </w:rPr>
     </w:lvl>
   </w:abstractNum>
-  <w:abstractNum w:abstractNumId="22" w15:restartNumberingAfterBreak="0">
+  <w:abstractNum w:abstractNumId="25" w15:restartNumberingAfterBreak="0">
+    <w:nsid w:val="668D73BB"/>
+    <w:multiLevelType w:val="hybridMultilevel"/>
+    <w:tmpl w:val="33B89D16"/>
+    <w:lvl w:ilvl="0" w:tplc="40090001">
+      <w:start w:val="1"/>
+      <w:numFmt w:val="bullet"/>
+      <w:lvlText w:val=""/>
+      <w:lvlJc w:val="left"/>
+      <w:pPr>
+        <w:ind w:left="360" w:hanging="360"/>
+      </w:pPr>
+      <w:rPr>
+        <w:rFonts w:ascii="Symbol" w:hAnsi="Symbol" w:hint="default"/>
+      </w:rPr>
+    </w:lvl>
+    <w:lvl w:ilvl="1" w:tplc="40090003" w:tentative="1">
+      <w:start w:val="1"/>
+      <w:numFmt w:val="bullet"/>
+      <w:lvlText w:val="o"/>
+      <w:lvlJc w:val="left"/>
+      <w:pPr>
+        <w:ind w:left="1080" w:hanging="360"/>
+      </w:pPr>
+      <w:rPr>
+        <w:rFonts w:ascii="Courier New" w:hAnsi="Courier New" w:cs="Courier New" w:hint="default"/>
+      </w:rPr>
+    </w:lvl>
+    <w:lvl w:ilvl="2" w:tplc="40090005" w:tentative="1">
+      <w:start w:val="1"/>
+      <w:numFmt w:val="bullet"/>
+      <w:lvlText w:val=""/>
+      <w:lvlJc w:val="left"/>
+      <w:pPr>
+        <w:ind w:left="1800" w:hanging="360"/>
+      </w:pPr>
+      <w:rPr>
+        <w:rFonts w:ascii="Wingdings" w:hAnsi="Wingdings" w:hint="default"/>
+      </w:rPr>
+    </w:lvl>
+    <w:lvl w:ilvl="3" w:tplc="40090001" w:tentative="1">
+      <w:start w:val="1"/>
+      <w:numFmt w:val="bullet"/>
+      <w:lvlText w:val=""/>
+      <w:lvlJc w:val="left"/>
+      <w:pPr>
+        <w:ind w:left="2520" w:hanging="360"/>
+      </w:pPr>
+      <w:rPr>
+        <w:rFonts w:ascii="Symbol" w:hAnsi="Symbol" w:hint="default"/>
+      </w:rPr>
+    </w:lvl>
+    <w:lvl w:ilvl="4" w:tplc="40090003" w:tentative="1">
+      <w:start w:val="1"/>
+      <w:numFmt w:val="bullet"/>
+      <w:lvlText w:val="o"/>
+      <w:lvlJc w:val="left"/>
+      <w:pPr>
+        <w:ind w:left="3240" w:hanging="360"/>
+      </w:pPr>
+      <w:rPr>
+        <w:rFonts w:ascii="Courier New" w:hAnsi="Courier New" w:cs="Courier New" w:hint="default"/>
+      </w:rPr>
+    </w:lvl>
+    <w:lvl w:ilvl="5" w:tplc="40090005" w:tentative="1">
+      <w:start w:val="1"/>
+      <w:numFmt w:val="bullet"/>
+      <w:lvlText w:val=""/>
+      <w:lvlJc w:val="left"/>
+      <w:pPr>
+        <w:ind w:left="3960" w:hanging="360"/>
+      </w:pPr>
+      <w:rPr>
+        <w:rFonts w:ascii="Wingdings" w:hAnsi="Wingdings" w:hint="default"/>
+      </w:rPr>
+    </w:lvl>
+    <w:lvl w:ilvl="6" w:tplc="40090001" w:tentative="1">
+      <w:start w:val="1"/>
+      <w:numFmt w:val="bullet"/>
+      <w:lvlText w:val=""/>
+      <w:lvlJc w:val="left"/>
+      <w:pPr>
+        <w:ind w:left="4680" w:hanging="360"/>
+      </w:pPr>
+      <w:rPr>
+        <w:rFonts w:ascii="Symbol" w:hAnsi="Symbol" w:hint="default"/>
+      </w:rPr>
+    </w:lvl>
+    <w:lvl w:ilvl="7" w:tplc="40090003" w:tentative="1">
+      <w:start w:val="1"/>
+      <w:numFmt w:val="bullet"/>
+      <w:lvlText w:val="o"/>
+      <w:lvlJc w:val="left"/>
+      <w:pPr>
+        <w:ind w:left="5400" w:hanging="360"/>
+      </w:pPr>
+      <w:rPr>
+        <w:rFonts w:ascii="Courier New" w:hAnsi="Courier New" w:cs="Courier New" w:hint="default"/>
+      </w:rPr>
+    </w:lvl>
+    <w:lvl w:ilvl="8" w:tplc="40090005" w:tentative="1">
+      <w:start w:val="1"/>
+      <w:numFmt w:val="bullet"/>
+      <w:lvlText w:val=""/>
+      <w:lvlJc w:val="left"/>
+      <w:pPr>
+        <w:ind w:left="6120" w:hanging="360"/>
+      </w:pPr>
+      <w:rPr>
+        <w:rFonts w:ascii="Wingdings" w:hAnsi="Wingdings" w:hint="default"/>
+      </w:rPr>
+    </w:lvl>
+  </w:abstractNum>
+  <w:abstractNum w:abstractNumId="26" w15:restartNumberingAfterBreak="0">
     <w:nsid w:val="7EEC0463"/>
     <w:multiLevelType w:val="multilevel"/>
     <w:tmpl w:val="0868D484"/>
@@ -3049,46 +5592,58 @@
     <w:abstractNumId w:val="0"/>
   </w:num>
   <w:num w:numId="10" w16cid:durableId="373967317">
-    <w:abstractNumId w:val="16"/>
+    <w:abstractNumId w:val="19"/>
   </w:num>
   <w:num w:numId="11" w16cid:durableId="203103314">
+    <w:abstractNumId w:val="21"/>
+  </w:num>
+  <w:num w:numId="12" w16cid:durableId="716854237">
+    <w:abstractNumId w:val="13"/>
+  </w:num>
+  <w:num w:numId="13" w16cid:durableId="681468579">
+    <w:abstractNumId w:val="26"/>
+  </w:num>
+  <w:num w:numId="14" w16cid:durableId="334962054">
+    <w:abstractNumId w:val="24"/>
+  </w:num>
+  <w:num w:numId="15" w16cid:durableId="2082943140">
     <w:abstractNumId w:val="18"/>
   </w:num>
-  <w:num w:numId="12" w16cid:durableId="716854237">
+  <w:num w:numId="16" w16cid:durableId="1842040572">
+    <w:abstractNumId w:val="23"/>
+  </w:num>
+  <w:num w:numId="17" w16cid:durableId="1027608960">
     <w:abstractNumId w:val="12"/>
   </w:num>
-  <w:num w:numId="13" w16cid:durableId="681468579">
-    <w:abstractNumId w:val="22"/>
-  </w:num>
-  <w:num w:numId="14" w16cid:durableId="334962054">
-    <w:abstractNumId w:val="21"/>
-  </w:num>
-  <w:num w:numId="15" w16cid:durableId="2082943140">
-    <w:abstractNumId w:val="15"/>
-  </w:num>
-  <w:num w:numId="16" w16cid:durableId="1842040572">
+  <w:num w:numId="18" w16cid:durableId="370764965">
     <w:abstractNumId w:val="20"/>
   </w:num>
-  <w:num w:numId="17" w16cid:durableId="1027608960">
-    <w:abstractNumId w:val="11"/>
-  </w:num>
-  <w:num w:numId="18" w16cid:durableId="370764965">
-    <w:abstractNumId w:val="17"/>
-  </w:num>
   <w:num w:numId="19" w16cid:durableId="1734501577">
-    <w:abstractNumId w:val="14"/>
+    <w:abstractNumId w:val="16"/>
   </w:num>
   <w:num w:numId="20" w16cid:durableId="2073580265">
     <w:abstractNumId w:val="9"/>
   </w:num>
   <w:num w:numId="21" w16cid:durableId="659384558">
-    <w:abstractNumId w:val="19"/>
+    <w:abstractNumId w:val="22"/>
   </w:num>
   <w:num w:numId="22" w16cid:durableId="609700629">
-    <w:abstractNumId w:val="13"/>
+    <w:abstractNumId w:val="14"/>
   </w:num>
   <w:num w:numId="23" w16cid:durableId="1130590959">
     <w:abstractNumId w:val="10"/>
+  </w:num>
+  <w:num w:numId="24" w16cid:durableId="2052730131">
+    <w:abstractNumId w:val="25"/>
+  </w:num>
+  <w:num w:numId="25" w16cid:durableId="1322927329">
+    <w:abstractNumId w:val="15"/>
+  </w:num>
+  <w:num w:numId="26" w16cid:durableId="22756197">
+    <w:abstractNumId w:val="17"/>
+  </w:num>
+  <w:num w:numId="27" w16cid:durableId="842744531">
+    <w:abstractNumId w:val="11"/>
   </w:num>
 </w:numbering>
 </file>
@@ -3699,6 +6254,7 @@
   <w:style w:type="character" w:default="1" w:styleId="DefaultParagraphFont">
     <w:name w:val="Default Paragraph Font"/>
     <w:uiPriority w:val="1"/>
+    <w:semiHidden/>
     <w:unhideWhenUsed/>
   </w:style>
   <w:style w:type="table" w:default="1" w:styleId="TableNormal">
@@ -14505,6 +17061,63 @@
       <w:szCs w:val="20"/>
     </w:rPr>
   </w:style>
+  <w:style w:type="table" w:styleId="GridTable1Light-Accent1">
+    <w:name w:val="Grid Table 1 Light Accent 1"/>
+    <w:basedOn w:val="TableNormal"/>
+    <w:uiPriority w:val="46"/>
+    <w:rsid w:val="00C70FF3"/>
+    <w:pPr>
+      <w:spacing w:after="0" w:line="240" w:lineRule="auto"/>
+    </w:pPr>
+    <w:tblPr>
+      <w:tblStyleRowBandSize w:val="1"/>
+      <w:tblStyleColBandSize w:val="1"/>
+      <w:tblBorders>
+        <w:top w:val="single" w:sz="4" w:space="0" w:color="B8CCE4" w:themeColor="accent1" w:themeTint="66"/>
+        <w:left w:val="single" w:sz="4" w:space="0" w:color="B8CCE4" w:themeColor="accent1" w:themeTint="66"/>
+        <w:bottom w:val="single" w:sz="4" w:space="0" w:color="B8CCE4" w:themeColor="accent1" w:themeTint="66"/>
+        <w:right w:val="single" w:sz="4" w:space="0" w:color="B8CCE4" w:themeColor="accent1" w:themeTint="66"/>
+        <w:insideH w:val="single" w:sz="4" w:space="0" w:color="B8CCE4" w:themeColor="accent1" w:themeTint="66"/>
+        <w:insideV w:val="single" w:sz="4" w:space="0" w:color="B8CCE4" w:themeColor="accent1" w:themeTint="66"/>
+      </w:tblBorders>
+    </w:tblPr>
+    <w:tblStylePr w:type="firstRow">
+      <w:rPr>
+        <w:b/>
+        <w:bCs/>
+      </w:rPr>
+      <w:tblPr/>
+      <w:tcPr>
+        <w:tcBorders>
+          <w:bottom w:val="single" w:sz="12" w:space="0" w:color="95B3D7" w:themeColor="accent1" w:themeTint="99"/>
+        </w:tcBorders>
+      </w:tcPr>
+    </w:tblStylePr>
+    <w:tblStylePr w:type="lastRow">
+      <w:rPr>
+        <w:b/>
+        <w:bCs/>
+      </w:rPr>
+      <w:tblPr/>
+      <w:tcPr>
+        <w:tcBorders>
+          <w:top w:val="double" w:sz="2" w:space="0" w:color="95B3D7" w:themeColor="accent1" w:themeTint="99"/>
+        </w:tcBorders>
+      </w:tcPr>
+    </w:tblStylePr>
+    <w:tblStylePr w:type="firstCol">
+      <w:rPr>
+        <w:b/>
+        <w:bCs/>
+      </w:rPr>
+    </w:tblStylePr>
+    <w:tblStylePr w:type="lastCol">
+      <w:rPr>
+        <w:b/>
+        <w:bCs/>
+      </w:rPr>
+    </w:tblStylePr>
+  </w:style>
 </w:styles>
 </file>
 
